--- a/Documentation/Testing.docx
+++ b/Documentation/Testing.docx
@@ -1,8 +1,2943 @@
 
-<file path=word/document2.xml><?xml version="1.0" encoding="utf-8"?>
-<w:document xmlns:wpc="http://schemas.microsoft.com/office/word/2010/wordprocessingCanvas" xmlns:mc="http://schemas.openxmlformats.org/markup-compatibility/2006" xmlns:o="urn:schemas-microsoft-com:office:office" xmlns:r="http://schemas.openxmlformats.org/officeDocument/2006/relationships" xmlns:m="http://schemas.openxmlformats.org/officeDocument/2006/math" xmlns:v="urn:schemas-microsoft-com:vml" xmlns:wp14="http://schemas.microsoft.com/office/word/2010/wordprocessingDrawing" xmlns:wp="http://schemas.openxmlformats.org/drawingml/2006/wordprocessingDrawing" xmlns:w10="urn:schemas-microsoft-com:office:word" xmlns:w="http://schemas.openxmlformats.org/wordprocessingml/2006/main" xmlns:w14="http://schemas.microsoft.com/office/word/2010/wordml" xmlns:w15="http://schemas.microsoft.com/office/word/2012/wordml" xmlns:wpg="http://schemas.microsoft.com/office/word/2010/wordprocessingGroup" xmlns:wpi="http://schemas.microsoft.com/office/word/2010/wordprocessingInk" xmlns:wne="http://schemas.microsoft.com/office/word/2006/wordml" xmlns:wps="http://schemas.microsoft.com/office/word/2010/wordprocessingShape" xmlns:w16se="http://schemas.microsoft.com/office/word/2015/wordml/symex" xmlns:w16cid="http://schemas.microsoft.com/office/word/2016/wordml/cid" xmlns:w16="http://schemas.microsoft.com/office/word/2018/wordml" xmlns:w16cex="http://schemas.microsoft.com/office/word/2018/wordml/cex" xmlns:w16sdtdh="http://schemas.microsoft.com/office/word/2020/wordml/sdtdatahash" xmlns:w16sdtfl="http://schemas.microsoft.com/office/word/2024/wordml/sdtformatlock" mc:Ignorable="w14 w15 wp14 w16se w16cid w16 w16cex w16sdtdh w16sdtfl">
+<file path=word/document.xml><?xml version="1.0" encoding="utf-8"?>
+<w:document xmlns:wpc="http://schemas.microsoft.com/office/word/2010/wordprocessingCanvas" xmlns:cx="http://schemas.microsoft.com/office/drawing/2014/chartex" xmlns:cx1="http://schemas.microsoft.com/office/drawing/2015/9/8/chartex" xmlns:cx2="http://schemas.microsoft.com/office/drawing/2015/10/21/chartex" xmlns:cx3="http://schemas.microsoft.com/office/drawing/2016/5/9/chartex" xmlns:cx4="http://schemas.microsoft.com/office/drawing/2016/5/10/chartex" xmlns:cx5="http://schemas.microsoft.com/office/drawing/2016/5/11/chartex" xmlns:cx6="http://schemas.microsoft.com/office/drawing/2016/5/12/chartex" xmlns:cx7="http://schemas.microsoft.com/office/drawing/2016/5/13/chartex" xmlns:cx8="http://schemas.microsoft.com/office/drawing/2016/5/14/chartex" xmlns:mc="http://schemas.openxmlformats.org/markup-compatibility/2006" xmlns:aink="http://schemas.microsoft.com/office/drawing/2016/ink" xmlns:am3d="http://schemas.microsoft.com/office/drawing/2017/model3d" xmlns:o="urn:schemas-microsoft-com:office:office" xmlns:oel="http://schemas.microsoft.com/office/2019/extlst" xmlns:r="http://schemas.openxmlformats.org/officeDocument/2006/relationships" xmlns:m="http://schemas.openxmlformats.org/officeDocument/2006/math" xmlns:v="urn:schemas-microsoft-com:vml" xmlns:wp14="http://schemas.microsoft.com/office/word/2010/wordprocessingDrawing" xmlns:wp="http://schemas.openxmlformats.org/drawingml/2006/wordprocessingDrawing" xmlns:w10="urn:schemas-microsoft-com:office:word" xmlns:w="http://schemas.openxmlformats.org/wordprocessingml/2006/main" xmlns:w14="http://schemas.microsoft.com/office/word/2010/wordml" xmlns:w15="http://schemas.microsoft.com/office/word/2012/wordml" xmlns:w16cex="http://schemas.microsoft.com/office/word/2018/wordml/cex" xmlns:w16cid="http://schemas.microsoft.com/office/word/2016/wordml/cid" xmlns:w16="http://schemas.microsoft.com/office/word/2018/wordml" xmlns:w16du="http://schemas.microsoft.com/office/word/2023/wordml/word16du" xmlns:w16sdtdh="http://schemas.microsoft.com/office/word/2020/wordml/sdtdatahash" xmlns:w16sdtfl="http://schemas.microsoft.com/office/word/2024/wordml/sdtformatlock" xmlns:w16se="http://schemas.microsoft.com/office/word/2015/wordml/symex" xmlns:wpg="http://schemas.microsoft.com/office/word/2010/wordprocessingGroup" xmlns:wpi="http://schemas.microsoft.com/office/word/2010/wordprocessingInk" xmlns:wne="http://schemas.microsoft.com/office/word/2006/wordml" xmlns:wps="http://schemas.microsoft.com/office/word/2010/wordprocessingShape" mc:Ignorable="w14 w15 w16se w16cid w16 w16cex w16sdtdh w16sdtfl w16du wp14">
   <w:body>
-    <w:p xmlns:wp14="http://schemas.microsoft.com/office/word/2010/wordml" wp14:paraId="5E5787A5" wp14:textId="77777777"/>
+    <w:sdt>
+      <w:sdtPr>
+        <w:rPr>
+          <w:rFonts w:ascii="Times New Roman" w:eastAsiaTheme="minorEastAsia" w:hAnsi="Times New Roman" w:cs="Times New Roman"/>
+          <w:color w:val="auto"/>
+          <w:sz w:val="24"/>
+          <w:szCs w:val="24"/>
+          <w:lang w:val="en-GB" w:eastAsia="ja-JP"/>
+        </w:rPr>
+        <w:id w:val="1790769887"/>
+        <w:docPartObj>
+          <w:docPartGallery w:val="Table of Contents"/>
+          <w:docPartUnique/>
+        </w:docPartObj>
+      </w:sdtPr>
+      <w:sdtEndPr>
+        <w:rPr>
+          <w:b/>
+          <w:bCs/>
+          <w:noProof/>
+        </w:rPr>
+      </w:sdtEndPr>
+      <w:sdtContent>
+        <w:p>
+          <w:pPr>
+            <w:pStyle w:val="TOCHeading"/>
+            <w:rPr>
+              <w:rFonts w:ascii="Times New Roman" w:hAnsi="Times New Roman" w:cs="Times New Roman"/>
+            </w:rPr>
+          </w:pPr>
+          <w:r>
+            <w:rPr>
+              <w:rFonts w:ascii="Times New Roman" w:hAnsi="Times New Roman" w:cs="Times New Roman"/>
+            </w:rPr>
+            <w:t>Contents</w:t>
+          </w:r>
+        </w:p>
+        <w:p>
+          <w:pPr>
+            <w:pStyle w:val="TOC1"/>
+            <w:tabs>
+              <w:tab w:val="left" w:pos="480"/>
+              <w:tab w:val="right" w:leader="dot" w:pos="9016"/>
+            </w:tabs>
+            <w:rPr>
+              <w:rFonts w:ascii="Times New Roman" w:hAnsi="Times New Roman" w:cs="Times New Roman"/>
+              <w:noProof/>
+            </w:rPr>
+          </w:pPr>
+          <w:r>
+            <w:rPr>
+              <w:rFonts w:ascii="Times New Roman" w:hAnsi="Times New Roman" w:cs="Times New Roman"/>
+            </w:rPr>
+            <w:fldChar w:fldCharType="begin"/>
+          </w:r>
+          <w:r>
+            <w:rPr>
+              <w:rFonts w:ascii="Times New Roman" w:hAnsi="Times New Roman" w:cs="Times New Roman"/>
+            </w:rPr>
+            <w:instrText xml:space="preserve"> TOC \o "1-3" \h \z \u </w:instrText>
+          </w:r>
+          <w:r>
+            <w:rPr>
+              <w:rFonts w:ascii="Times New Roman" w:hAnsi="Times New Roman" w:cs="Times New Roman"/>
+            </w:rPr>
+            <w:fldChar w:fldCharType="separate"/>
+          </w:r>
+          <w:hyperlink w:anchor="_Toc225435959" w:history="1">
+            <w:r>
+              <w:rPr>
+                <w:rStyle w:val="Hyperlink"/>
+                <w:rFonts w:ascii="Times New Roman" w:hAnsi="Times New Roman" w:cs="Times New Roman"/>
+                <w:noProof/>
+              </w:rPr>
+              <w:t>1</w:t>
+            </w:r>
+            <w:r>
+              <w:rPr>
+                <w:rFonts w:ascii="Times New Roman" w:hAnsi="Times New Roman" w:cs="Times New Roman"/>
+                <w:noProof/>
+              </w:rPr>
+              <w:tab/>
+            </w:r>
+            <w:r>
+              <w:rPr>
+                <w:rStyle w:val="Hyperlink"/>
+                <w:rFonts w:ascii="Times New Roman" w:hAnsi="Times New Roman" w:cs="Times New Roman"/>
+                <w:noProof/>
+              </w:rPr>
+              <w:t>Introduction</w:t>
+            </w:r>
+            <w:r>
+              <w:rPr>
+                <w:rFonts w:ascii="Times New Roman" w:hAnsi="Times New Roman" w:cs="Times New Roman"/>
+                <w:noProof/>
+                <w:webHidden/>
+              </w:rPr>
+              <w:tab/>
+            </w:r>
+            <w:r>
+              <w:rPr>
+                <w:rFonts w:ascii="Times New Roman" w:hAnsi="Times New Roman" w:cs="Times New Roman"/>
+                <w:noProof/>
+                <w:webHidden/>
+              </w:rPr>
+              <w:fldChar w:fldCharType="begin"/>
+            </w:r>
+            <w:r>
+              <w:rPr>
+                <w:rFonts w:ascii="Times New Roman" w:hAnsi="Times New Roman" w:cs="Times New Roman"/>
+                <w:noProof/>
+                <w:webHidden/>
+              </w:rPr>
+              <w:instrText xml:space="preserve"> PAGEREF _Toc225435959 \h </w:instrText>
+            </w:r>
+            <w:r>
+              <w:rPr>
+                <w:rFonts w:ascii="Times New Roman" w:hAnsi="Times New Roman" w:cs="Times New Roman"/>
+                <w:noProof/>
+                <w:webHidden/>
+              </w:rPr>
+            </w:r>
+            <w:r>
+              <w:rPr>
+                <w:rFonts w:ascii="Times New Roman" w:hAnsi="Times New Roman" w:cs="Times New Roman"/>
+                <w:noProof/>
+                <w:webHidden/>
+              </w:rPr>
+              <w:fldChar w:fldCharType="separate"/>
+            </w:r>
+            <w:r>
+              <w:rPr>
+                <w:rFonts w:ascii="Times New Roman" w:hAnsi="Times New Roman" w:cs="Times New Roman"/>
+                <w:noProof/>
+                <w:webHidden/>
+              </w:rPr>
+              <w:t>1</w:t>
+            </w:r>
+            <w:r>
+              <w:rPr>
+                <w:rFonts w:ascii="Times New Roman" w:hAnsi="Times New Roman" w:cs="Times New Roman"/>
+                <w:noProof/>
+                <w:webHidden/>
+              </w:rPr>
+              <w:fldChar w:fldCharType="end"/>
+            </w:r>
+          </w:hyperlink>
+        </w:p>
+        <w:p>
+          <w:pPr>
+            <w:pStyle w:val="TOC1"/>
+            <w:tabs>
+              <w:tab w:val="left" w:pos="480"/>
+              <w:tab w:val="right" w:leader="dot" w:pos="9016"/>
+            </w:tabs>
+            <w:rPr>
+              <w:rFonts w:ascii="Times New Roman" w:hAnsi="Times New Roman" w:cs="Times New Roman"/>
+              <w:noProof/>
+            </w:rPr>
+          </w:pPr>
+          <w:hyperlink w:anchor="_Toc225435960" w:history="1">
+            <w:r>
+              <w:rPr>
+                <w:rStyle w:val="Hyperlink"/>
+                <w:rFonts w:ascii="Times New Roman" w:hAnsi="Times New Roman" w:cs="Times New Roman"/>
+                <w:noProof/>
+              </w:rPr>
+              <w:t>2</w:t>
+            </w:r>
+            <w:r>
+              <w:rPr>
+                <w:rFonts w:ascii="Times New Roman" w:hAnsi="Times New Roman" w:cs="Times New Roman"/>
+                <w:noProof/>
+              </w:rPr>
+              <w:tab/>
+            </w:r>
+            <w:r>
+              <w:rPr>
+                <w:rStyle w:val="Hyperlink"/>
+                <w:rFonts w:ascii="Times New Roman" w:hAnsi="Times New Roman" w:cs="Times New Roman"/>
+                <w:noProof/>
+              </w:rPr>
+              <w:t>Testing environment</w:t>
+            </w:r>
+            <w:r>
+              <w:rPr>
+                <w:rFonts w:ascii="Times New Roman" w:hAnsi="Times New Roman" w:cs="Times New Roman"/>
+                <w:noProof/>
+                <w:webHidden/>
+              </w:rPr>
+              <w:tab/>
+            </w:r>
+            <w:r>
+              <w:rPr>
+                <w:rFonts w:ascii="Times New Roman" w:hAnsi="Times New Roman" w:cs="Times New Roman"/>
+                <w:noProof/>
+                <w:webHidden/>
+              </w:rPr>
+              <w:fldChar w:fldCharType="begin"/>
+            </w:r>
+            <w:r>
+              <w:rPr>
+                <w:rFonts w:ascii="Times New Roman" w:hAnsi="Times New Roman" w:cs="Times New Roman"/>
+                <w:noProof/>
+                <w:webHidden/>
+              </w:rPr>
+              <w:instrText xml:space="preserve"> PAGEREF _Toc225435960 \h </w:instrText>
+            </w:r>
+            <w:r>
+              <w:rPr>
+                <w:rFonts w:ascii="Times New Roman" w:hAnsi="Times New Roman" w:cs="Times New Roman"/>
+                <w:noProof/>
+                <w:webHidden/>
+              </w:rPr>
+            </w:r>
+            <w:r>
+              <w:rPr>
+                <w:rFonts w:ascii="Times New Roman" w:hAnsi="Times New Roman" w:cs="Times New Roman"/>
+                <w:noProof/>
+                <w:webHidden/>
+              </w:rPr>
+              <w:fldChar w:fldCharType="separate"/>
+            </w:r>
+            <w:r>
+              <w:rPr>
+                <w:rFonts w:ascii="Times New Roman" w:hAnsi="Times New Roman" w:cs="Times New Roman"/>
+                <w:noProof/>
+                <w:webHidden/>
+              </w:rPr>
+              <w:t>2</w:t>
+            </w:r>
+            <w:r>
+              <w:rPr>
+                <w:rFonts w:ascii="Times New Roman" w:hAnsi="Times New Roman" w:cs="Times New Roman"/>
+                <w:noProof/>
+                <w:webHidden/>
+              </w:rPr>
+              <w:fldChar w:fldCharType="end"/>
+            </w:r>
+          </w:hyperlink>
+        </w:p>
+        <w:p>
+          <w:pPr>
+            <w:pStyle w:val="TOC2"/>
+            <w:tabs>
+              <w:tab w:val="left" w:pos="960"/>
+              <w:tab w:val="right" w:leader="dot" w:pos="9016"/>
+            </w:tabs>
+            <w:rPr>
+              <w:rFonts w:ascii="Times New Roman" w:hAnsi="Times New Roman" w:cs="Times New Roman"/>
+              <w:noProof/>
+            </w:rPr>
+          </w:pPr>
+          <w:hyperlink w:anchor="_Toc225435961" w:history="1">
+            <w:r>
+              <w:rPr>
+                <w:rStyle w:val="Hyperlink"/>
+                <w:rFonts w:ascii="Times New Roman" w:hAnsi="Times New Roman" w:cs="Times New Roman"/>
+                <w:noProof/>
+              </w:rPr>
+              <w:t>2.1</w:t>
+            </w:r>
+            <w:r>
+              <w:rPr>
+                <w:rFonts w:ascii="Times New Roman" w:hAnsi="Times New Roman" w:cs="Times New Roman"/>
+                <w:noProof/>
+              </w:rPr>
+              <w:tab/>
+            </w:r>
+            <w:r>
+              <w:rPr>
+                <w:rStyle w:val="Hyperlink"/>
+                <w:rFonts w:ascii="Times New Roman" w:hAnsi="Times New Roman" w:cs="Times New Roman"/>
+                <w:noProof/>
+              </w:rPr>
+              <w:t>Results</w:t>
+            </w:r>
+            <w:r>
+              <w:rPr>
+                <w:rFonts w:ascii="Times New Roman" w:hAnsi="Times New Roman" w:cs="Times New Roman"/>
+                <w:noProof/>
+                <w:webHidden/>
+              </w:rPr>
+              <w:tab/>
+            </w:r>
+            <w:r>
+              <w:rPr>
+                <w:rFonts w:ascii="Times New Roman" w:hAnsi="Times New Roman" w:cs="Times New Roman"/>
+                <w:noProof/>
+                <w:webHidden/>
+              </w:rPr>
+              <w:fldChar w:fldCharType="begin"/>
+            </w:r>
+            <w:r>
+              <w:rPr>
+                <w:rFonts w:ascii="Times New Roman" w:hAnsi="Times New Roman" w:cs="Times New Roman"/>
+                <w:noProof/>
+                <w:webHidden/>
+              </w:rPr>
+              <w:instrText xml:space="preserve"> PAGEREF _Toc225435961 \h </w:instrText>
+            </w:r>
+            <w:r>
+              <w:rPr>
+                <w:rFonts w:ascii="Times New Roman" w:hAnsi="Times New Roman" w:cs="Times New Roman"/>
+                <w:noProof/>
+                <w:webHidden/>
+              </w:rPr>
+            </w:r>
+            <w:r>
+              <w:rPr>
+                <w:rFonts w:ascii="Times New Roman" w:hAnsi="Times New Roman" w:cs="Times New Roman"/>
+                <w:noProof/>
+                <w:webHidden/>
+              </w:rPr>
+              <w:fldChar w:fldCharType="separate"/>
+            </w:r>
+            <w:r>
+              <w:rPr>
+                <w:rFonts w:ascii="Times New Roman" w:hAnsi="Times New Roman" w:cs="Times New Roman"/>
+                <w:noProof/>
+                <w:webHidden/>
+              </w:rPr>
+              <w:t>2</w:t>
+            </w:r>
+            <w:r>
+              <w:rPr>
+                <w:rFonts w:ascii="Times New Roman" w:hAnsi="Times New Roman" w:cs="Times New Roman"/>
+                <w:noProof/>
+                <w:webHidden/>
+              </w:rPr>
+              <w:fldChar w:fldCharType="end"/>
+            </w:r>
+          </w:hyperlink>
+        </w:p>
+        <w:p>
+          <w:pPr>
+            <w:pStyle w:val="TOC1"/>
+            <w:tabs>
+              <w:tab w:val="left" w:pos="480"/>
+              <w:tab w:val="right" w:leader="dot" w:pos="9016"/>
+            </w:tabs>
+            <w:rPr>
+              <w:rFonts w:ascii="Times New Roman" w:hAnsi="Times New Roman" w:cs="Times New Roman"/>
+              <w:noProof/>
+            </w:rPr>
+          </w:pPr>
+          <w:hyperlink w:anchor="_Toc225435962" w:history="1">
+            <w:r>
+              <w:rPr>
+                <w:rStyle w:val="Hyperlink"/>
+                <w:rFonts w:ascii="Times New Roman" w:hAnsi="Times New Roman" w:cs="Times New Roman"/>
+                <w:noProof/>
+              </w:rPr>
+              <w:t>3</w:t>
+            </w:r>
+            <w:r>
+              <w:rPr>
+                <w:rFonts w:ascii="Times New Roman" w:hAnsi="Times New Roman" w:cs="Times New Roman"/>
+                <w:noProof/>
+              </w:rPr>
+              <w:tab/>
+            </w:r>
+            <w:r>
+              <w:rPr>
+                <w:rStyle w:val="Hyperlink"/>
+                <w:rFonts w:ascii="Times New Roman" w:hAnsi="Times New Roman" w:cs="Times New Roman"/>
+                <w:noProof/>
+              </w:rPr>
+              <w:t>URL</w:t>
+            </w:r>
+            <w:r>
+              <w:rPr>
+                <w:rFonts w:ascii="Times New Roman" w:hAnsi="Times New Roman" w:cs="Times New Roman"/>
+                <w:noProof/>
+                <w:webHidden/>
+              </w:rPr>
+              <w:tab/>
+            </w:r>
+            <w:r>
+              <w:rPr>
+                <w:rFonts w:ascii="Times New Roman" w:hAnsi="Times New Roman" w:cs="Times New Roman"/>
+                <w:noProof/>
+                <w:webHidden/>
+              </w:rPr>
+              <w:fldChar w:fldCharType="begin"/>
+            </w:r>
+            <w:r>
+              <w:rPr>
+                <w:rFonts w:ascii="Times New Roman" w:hAnsi="Times New Roman" w:cs="Times New Roman"/>
+                <w:noProof/>
+                <w:webHidden/>
+              </w:rPr>
+              <w:instrText xml:space="preserve"> PAGEREF _Toc225435962 \h </w:instrText>
+            </w:r>
+            <w:r>
+              <w:rPr>
+                <w:rFonts w:ascii="Times New Roman" w:hAnsi="Times New Roman" w:cs="Times New Roman"/>
+                <w:noProof/>
+                <w:webHidden/>
+              </w:rPr>
+            </w:r>
+            <w:r>
+              <w:rPr>
+                <w:rFonts w:ascii="Times New Roman" w:hAnsi="Times New Roman" w:cs="Times New Roman"/>
+                <w:noProof/>
+                <w:webHidden/>
+              </w:rPr>
+              <w:fldChar w:fldCharType="separate"/>
+            </w:r>
+            <w:r>
+              <w:rPr>
+                <w:rFonts w:ascii="Times New Roman" w:hAnsi="Times New Roman" w:cs="Times New Roman"/>
+                <w:noProof/>
+                <w:webHidden/>
+              </w:rPr>
+              <w:t>2</w:t>
+            </w:r>
+            <w:r>
+              <w:rPr>
+                <w:rFonts w:ascii="Times New Roman" w:hAnsi="Times New Roman" w:cs="Times New Roman"/>
+                <w:noProof/>
+                <w:webHidden/>
+              </w:rPr>
+              <w:fldChar w:fldCharType="end"/>
+            </w:r>
+          </w:hyperlink>
+        </w:p>
+        <w:p>
+          <w:pPr>
+            <w:pStyle w:val="TOC1"/>
+            <w:tabs>
+              <w:tab w:val="left" w:pos="480"/>
+              <w:tab w:val="right" w:leader="dot" w:pos="9016"/>
+            </w:tabs>
+            <w:rPr>
+              <w:rFonts w:ascii="Times New Roman" w:hAnsi="Times New Roman" w:cs="Times New Roman"/>
+              <w:noProof/>
+            </w:rPr>
+          </w:pPr>
+          <w:hyperlink w:anchor="_Toc225435963" w:history="1">
+            <w:r>
+              <w:rPr>
+                <w:rStyle w:val="Hyperlink"/>
+                <w:rFonts w:ascii="Times New Roman" w:hAnsi="Times New Roman" w:cs="Times New Roman"/>
+                <w:noProof/>
+              </w:rPr>
+              <w:t>4</w:t>
+            </w:r>
+            <w:r>
+              <w:rPr>
+                <w:rFonts w:ascii="Times New Roman" w:hAnsi="Times New Roman" w:cs="Times New Roman"/>
+                <w:noProof/>
+              </w:rPr>
+              <w:tab/>
+            </w:r>
+            <w:r>
+              <w:rPr>
+                <w:rStyle w:val="Hyperlink"/>
+                <w:rFonts w:ascii="Times New Roman" w:hAnsi="Times New Roman" w:cs="Times New Roman"/>
+                <w:noProof/>
+              </w:rPr>
+              <w:t>SuperUser + User</w:t>
+            </w:r>
+            <w:r>
+              <w:rPr>
+                <w:rFonts w:ascii="Times New Roman" w:hAnsi="Times New Roman" w:cs="Times New Roman"/>
+                <w:noProof/>
+                <w:webHidden/>
+              </w:rPr>
+              <w:tab/>
+            </w:r>
+            <w:r>
+              <w:rPr>
+                <w:rFonts w:ascii="Times New Roman" w:hAnsi="Times New Roman" w:cs="Times New Roman"/>
+                <w:noProof/>
+                <w:webHidden/>
+              </w:rPr>
+              <w:fldChar w:fldCharType="begin"/>
+            </w:r>
+            <w:r>
+              <w:rPr>
+                <w:rFonts w:ascii="Times New Roman" w:hAnsi="Times New Roman" w:cs="Times New Roman"/>
+                <w:noProof/>
+                <w:webHidden/>
+              </w:rPr>
+              <w:instrText xml:space="preserve"> PAGEREF _Toc225435963 \h </w:instrText>
+            </w:r>
+            <w:r>
+              <w:rPr>
+                <w:rFonts w:ascii="Times New Roman" w:hAnsi="Times New Roman" w:cs="Times New Roman"/>
+                <w:noProof/>
+                <w:webHidden/>
+              </w:rPr>
+            </w:r>
+            <w:r>
+              <w:rPr>
+                <w:rFonts w:ascii="Times New Roman" w:hAnsi="Times New Roman" w:cs="Times New Roman"/>
+                <w:noProof/>
+                <w:webHidden/>
+              </w:rPr>
+              <w:fldChar w:fldCharType="separate"/>
+            </w:r>
+            <w:r>
+              <w:rPr>
+                <w:rFonts w:ascii="Times New Roman" w:hAnsi="Times New Roman" w:cs="Times New Roman"/>
+                <w:noProof/>
+                <w:webHidden/>
+              </w:rPr>
+              <w:t>3</w:t>
+            </w:r>
+            <w:r>
+              <w:rPr>
+                <w:rFonts w:ascii="Times New Roman" w:hAnsi="Times New Roman" w:cs="Times New Roman"/>
+                <w:noProof/>
+                <w:webHidden/>
+              </w:rPr>
+              <w:fldChar w:fldCharType="end"/>
+            </w:r>
+          </w:hyperlink>
+        </w:p>
+        <w:p>
+          <w:pPr>
+            <w:pStyle w:val="TOC1"/>
+            <w:tabs>
+              <w:tab w:val="left" w:pos="480"/>
+              <w:tab w:val="right" w:leader="dot" w:pos="9016"/>
+            </w:tabs>
+            <w:rPr>
+              <w:rFonts w:ascii="Times New Roman" w:hAnsi="Times New Roman" w:cs="Times New Roman"/>
+              <w:noProof/>
+            </w:rPr>
+          </w:pPr>
+          <w:hyperlink w:anchor="_Toc225435964" w:history="1">
+            <w:r>
+              <w:rPr>
+                <w:rStyle w:val="Hyperlink"/>
+                <w:rFonts w:ascii="Times New Roman" w:hAnsi="Times New Roman" w:cs="Times New Roman"/>
+                <w:noProof/>
+              </w:rPr>
+              <w:t>5</w:t>
+            </w:r>
+            <w:r>
+              <w:rPr>
+                <w:rFonts w:ascii="Times New Roman" w:hAnsi="Times New Roman" w:cs="Times New Roman"/>
+                <w:noProof/>
+              </w:rPr>
+              <w:tab/>
+            </w:r>
+            <w:r>
+              <w:rPr>
+                <w:rStyle w:val="Hyperlink"/>
+                <w:rFonts w:ascii="Times New Roman" w:hAnsi="Times New Roman" w:cs="Times New Roman"/>
+                <w:noProof/>
+              </w:rPr>
+              <w:t>Test plan</w:t>
+            </w:r>
+            <w:r>
+              <w:rPr>
+                <w:rFonts w:ascii="Times New Roman" w:hAnsi="Times New Roman" w:cs="Times New Roman"/>
+                <w:noProof/>
+                <w:webHidden/>
+              </w:rPr>
+              <w:tab/>
+            </w:r>
+            <w:r>
+              <w:rPr>
+                <w:rFonts w:ascii="Times New Roman" w:hAnsi="Times New Roman" w:cs="Times New Roman"/>
+                <w:noProof/>
+                <w:webHidden/>
+              </w:rPr>
+              <w:fldChar w:fldCharType="begin"/>
+            </w:r>
+            <w:r>
+              <w:rPr>
+                <w:rFonts w:ascii="Times New Roman" w:hAnsi="Times New Roman" w:cs="Times New Roman"/>
+                <w:noProof/>
+                <w:webHidden/>
+              </w:rPr>
+              <w:instrText xml:space="preserve"> PAGEREF _Toc225435964 \h </w:instrText>
+            </w:r>
+            <w:r>
+              <w:rPr>
+                <w:rFonts w:ascii="Times New Roman" w:hAnsi="Times New Roman" w:cs="Times New Roman"/>
+                <w:noProof/>
+                <w:webHidden/>
+              </w:rPr>
+            </w:r>
+            <w:r>
+              <w:rPr>
+                <w:rFonts w:ascii="Times New Roman" w:hAnsi="Times New Roman" w:cs="Times New Roman"/>
+                <w:noProof/>
+                <w:webHidden/>
+              </w:rPr>
+              <w:fldChar w:fldCharType="separate"/>
+            </w:r>
+            <w:r>
+              <w:rPr>
+                <w:rFonts w:ascii="Times New Roman" w:hAnsi="Times New Roman" w:cs="Times New Roman"/>
+                <w:noProof/>
+                <w:webHidden/>
+              </w:rPr>
+              <w:t>3</w:t>
+            </w:r>
+            <w:r>
+              <w:rPr>
+                <w:rFonts w:ascii="Times New Roman" w:hAnsi="Times New Roman" w:cs="Times New Roman"/>
+                <w:noProof/>
+                <w:webHidden/>
+              </w:rPr>
+              <w:fldChar w:fldCharType="end"/>
+            </w:r>
+          </w:hyperlink>
+        </w:p>
+        <w:p>
+          <w:pPr>
+            <w:rPr>
+              <w:rFonts w:ascii="Times New Roman" w:hAnsi="Times New Roman" w:cs="Times New Roman"/>
+            </w:rPr>
+          </w:pPr>
+          <w:r>
+            <w:rPr>
+              <w:rFonts w:ascii="Times New Roman" w:hAnsi="Times New Roman" w:cs="Times New Roman"/>
+              <w:b/>
+              <w:bCs/>
+              <w:noProof/>
+            </w:rPr>
+            <w:fldChar w:fldCharType="end"/>
+          </w:r>
+        </w:p>
+      </w:sdtContent>
+    </w:sdt>
+    <w:p>
+      <w:pPr>
+        <w:rPr>
+          <w:rFonts w:ascii="Times New Roman" w:hAnsi="Times New Roman" w:cs="Times New Roman"/>
+        </w:rPr>
+      </w:pPr>
+    </w:p>
+    <w:p>
+      <w:pPr>
+        <w:rPr>
+          <w:rFonts w:ascii="Times New Roman" w:hAnsi="Times New Roman" w:cs="Times New Roman"/>
+        </w:rPr>
+      </w:pPr>
+    </w:p>
+    <w:p>
+      <w:pPr>
+        <w:rPr>
+          <w:rFonts w:ascii="Times New Roman" w:hAnsi="Times New Roman" w:cs="Times New Roman"/>
+        </w:rPr>
+      </w:pPr>
+    </w:p>
+    <w:p>
+      <w:pPr>
+        <w:rPr>
+          <w:rFonts w:ascii="Times New Roman" w:hAnsi="Times New Roman" w:cs="Times New Roman"/>
+        </w:rPr>
+      </w:pPr>
+    </w:p>
+    <w:p>
+      <w:pPr>
+        <w:rPr>
+          <w:rFonts w:ascii="Times New Roman" w:hAnsi="Times New Roman" w:cs="Times New Roman"/>
+        </w:rPr>
+      </w:pPr>
+    </w:p>
+    <w:p>
+      <w:pPr>
+        <w:rPr>
+          <w:rFonts w:ascii="Times New Roman" w:hAnsi="Times New Roman" w:cs="Times New Roman"/>
+        </w:rPr>
+      </w:pPr>
+    </w:p>
+    <w:p>
+      <w:pPr>
+        <w:rPr>
+          <w:rFonts w:ascii="Times New Roman" w:hAnsi="Times New Roman" w:cs="Times New Roman"/>
+        </w:rPr>
+      </w:pPr>
+    </w:p>
+    <w:p>
+      <w:pPr>
+        <w:rPr>
+          <w:rFonts w:ascii="Times New Roman" w:hAnsi="Times New Roman" w:cs="Times New Roman"/>
+        </w:rPr>
+      </w:pPr>
+    </w:p>
+    <w:p>
+      <w:pPr>
+        <w:rPr>
+          <w:rFonts w:ascii="Times New Roman" w:hAnsi="Times New Roman" w:cs="Times New Roman"/>
+        </w:rPr>
+      </w:pPr>
+    </w:p>
+    <w:p>
+      <w:pPr>
+        <w:rPr>
+          <w:rFonts w:ascii="Times New Roman" w:hAnsi="Times New Roman" w:cs="Times New Roman"/>
+        </w:rPr>
+      </w:pPr>
+    </w:p>
+    <w:p>
+      <w:pPr>
+        <w:rPr>
+          <w:rFonts w:ascii="Times New Roman" w:hAnsi="Times New Roman" w:cs="Times New Roman"/>
+        </w:rPr>
+      </w:pPr>
+    </w:p>
+    <w:p>
+      <w:pPr>
+        <w:rPr>
+          <w:rFonts w:ascii="Times New Roman" w:hAnsi="Times New Roman" w:cs="Times New Roman"/>
+        </w:rPr>
+      </w:pPr>
+    </w:p>
+    <w:p>
+      <w:pPr>
+        <w:rPr>
+          <w:rFonts w:ascii="Times New Roman" w:hAnsi="Times New Roman" w:cs="Times New Roman"/>
+        </w:rPr>
+      </w:pPr>
+    </w:p>
+    <w:p>
+      <w:pPr>
+        <w:rPr>
+          <w:rFonts w:ascii="Times New Roman" w:hAnsi="Times New Roman" w:cs="Times New Roman"/>
+        </w:rPr>
+      </w:pPr>
+    </w:p>
+    <w:p>
+      <w:pPr>
+        <w:rPr>
+          <w:rFonts w:ascii="Times New Roman" w:hAnsi="Times New Roman" w:cs="Times New Roman"/>
+        </w:rPr>
+      </w:pPr>
+    </w:p>
+    <w:p>
+      <w:pPr>
+        <w:rPr>
+          <w:rFonts w:ascii="Times New Roman" w:hAnsi="Times New Roman" w:cs="Times New Roman"/>
+        </w:rPr>
+      </w:pPr>
+    </w:p>
+    <w:p>
+      <w:pPr>
+        <w:rPr>
+          <w:rFonts w:ascii="Times New Roman" w:hAnsi="Times New Roman" w:cs="Times New Roman"/>
+        </w:rPr>
+      </w:pPr>
+    </w:p>
+    <w:p>
+      <w:pPr>
+        <w:rPr>
+          <w:rFonts w:ascii="Times New Roman" w:hAnsi="Times New Roman" w:cs="Times New Roman"/>
+        </w:rPr>
+      </w:pPr>
+    </w:p>
+    <w:p>
+      <w:pPr>
+        <w:rPr>
+          <w:rFonts w:ascii="Times New Roman" w:hAnsi="Times New Roman" w:cs="Times New Roman"/>
+        </w:rPr>
+      </w:pPr>
+    </w:p>
+    <w:p>
+      <w:pPr>
+        <w:rPr>
+          <w:rFonts w:ascii="Times New Roman" w:hAnsi="Times New Roman" w:cs="Times New Roman"/>
+        </w:rPr>
+      </w:pPr>
+    </w:p>
+    <w:p>
+      <w:pPr>
+        <w:pStyle w:val="Heading1"/>
+        <w:rPr>
+          <w:rFonts w:ascii="Times New Roman" w:hAnsi="Times New Roman" w:cs="Times New Roman"/>
+        </w:rPr>
+      </w:pPr>
+      <w:bookmarkStart w:id="0" w:name="_Toc225435959"/>
+      <w:r>
+        <w:rPr>
+          <w:rFonts w:ascii="Times New Roman" w:hAnsi="Times New Roman" w:cs="Times New Roman"/>
+        </w:rPr>
+        <w:lastRenderedPageBreak/>
+        <w:t>Introduction</w:t>
+      </w:r>
+      <w:bookmarkEnd w:id="0"/>
+    </w:p>
+    <w:p>
+      <w:pPr>
+        <w:rPr>
+          <w:rFonts w:ascii="Times New Roman" w:hAnsi="Times New Roman" w:cs="Times New Roman"/>
+        </w:rPr>
+      </w:pPr>
+      <w:r>
+        <w:rPr>
+          <w:rFonts w:ascii="Times New Roman" w:hAnsi="Times New Roman" w:cs="Times New Roman"/>
+        </w:rPr>
+        <w:t xml:space="preserve">This document will outline what tests have been applied to the </w:t>
+      </w:r>
+      <w:proofErr w:type="spellStart"/>
+      <w:r>
+        <w:rPr>
+          <w:rFonts w:ascii="Times New Roman" w:hAnsi="Times New Roman" w:cs="Times New Roman"/>
+        </w:rPr>
+        <w:t>AirDBUK</w:t>
+      </w:r>
+      <w:proofErr w:type="spellEnd"/>
+      <w:r>
+        <w:rPr>
+          <w:rFonts w:ascii="Times New Roman" w:hAnsi="Times New Roman" w:cs="Times New Roman"/>
+        </w:rPr>
+        <w:t xml:space="preserve"> application and why it is important. It is important to test applications to catch bugs as early as possible, ensuring the application behaves as expected. Untested code is considered risky in production. </w:t>
+      </w:r>
+    </w:p>
+    <w:p>
+      <w:pPr>
+        <w:rPr>
+          <w:rFonts w:ascii="Times New Roman" w:hAnsi="Times New Roman" w:cs="Times New Roman"/>
+        </w:rPr>
+      </w:pPr>
+      <w:r>
+        <w:rPr>
+          <w:rFonts w:ascii="Times New Roman" w:hAnsi="Times New Roman" w:cs="Times New Roman"/>
+        </w:rPr>
+        <w:t xml:space="preserve">Some of the different types of testing include: </w:t>
+      </w:r>
+    </w:p>
+    <w:p>
+      <w:pPr>
+        <w:pStyle w:val="ListParagraph"/>
+        <w:numPr>
+          <w:ilvl w:val="0"/>
+          <w:numId w:val="1"/>
+        </w:numPr>
+        <w:rPr>
+          <w:rFonts w:ascii="Times New Roman" w:hAnsi="Times New Roman" w:cs="Times New Roman"/>
+        </w:rPr>
+      </w:pPr>
+      <w:r>
+        <w:rPr>
+          <w:rFonts w:ascii="Times New Roman" w:hAnsi="Times New Roman" w:cs="Times New Roman"/>
+        </w:rPr>
+        <w:t>Unit Testing – testing individual functions</w:t>
+      </w:r>
+    </w:p>
+    <w:p>
+      <w:pPr>
+        <w:pStyle w:val="ListParagraph"/>
+        <w:numPr>
+          <w:ilvl w:val="0"/>
+          <w:numId w:val="1"/>
+        </w:numPr>
+        <w:rPr>
+          <w:rFonts w:ascii="Times New Roman" w:hAnsi="Times New Roman" w:cs="Times New Roman"/>
+        </w:rPr>
+      </w:pPr>
+      <w:r>
+        <w:rPr>
+          <w:rFonts w:ascii="Times New Roman" w:hAnsi="Times New Roman" w:cs="Times New Roman"/>
+        </w:rPr>
+        <w:t>Integration Testing – testing how components work together</w:t>
+      </w:r>
+    </w:p>
+    <w:p>
+      <w:pPr>
+        <w:pStyle w:val="ListParagraph"/>
+        <w:numPr>
+          <w:ilvl w:val="0"/>
+          <w:numId w:val="1"/>
+        </w:numPr>
+        <w:rPr>
+          <w:rFonts w:ascii="Times New Roman" w:hAnsi="Times New Roman" w:cs="Times New Roman"/>
+        </w:rPr>
+      </w:pPr>
+      <w:r>
+        <w:rPr>
+          <w:rFonts w:ascii="Times New Roman" w:hAnsi="Times New Roman" w:cs="Times New Roman"/>
+        </w:rPr>
+        <w:t>System Testing – testing the entire application end to end</w:t>
+      </w:r>
+    </w:p>
+    <w:p>
+      <w:pPr>
+        <w:pStyle w:val="Heading1"/>
+        <w:rPr>
+          <w:rFonts w:ascii="Times New Roman" w:hAnsi="Times New Roman" w:cs="Times New Roman"/>
+        </w:rPr>
+      </w:pPr>
+      <w:bookmarkStart w:id="1" w:name="_Toc225435960"/>
+      <w:r>
+        <w:rPr>
+          <w:rFonts w:ascii="Times New Roman" w:hAnsi="Times New Roman" w:cs="Times New Roman"/>
+        </w:rPr>
+        <w:t>Testing environment</w:t>
+      </w:r>
+      <w:bookmarkEnd w:id="1"/>
+    </w:p>
+    <w:p>
+      <w:pPr>
+        <w:rPr>
+          <w:rFonts w:ascii="Times New Roman" w:hAnsi="Times New Roman" w:cs="Times New Roman"/>
+        </w:rPr>
+      </w:pPr>
+      <w:r>
+        <w:rPr>
+          <w:rFonts w:ascii="Times New Roman" w:hAnsi="Times New Roman" w:cs="Times New Roman"/>
+        </w:rPr>
+        <w:t xml:space="preserve">For my application I used python with Django. Django has the built in </w:t>
+      </w:r>
+      <w:proofErr w:type="spellStart"/>
+      <w:r>
+        <w:rPr>
+          <w:rFonts w:ascii="Times New Roman" w:hAnsi="Times New Roman" w:cs="Times New Roman"/>
+        </w:rPr>
+        <w:t>TestCase</w:t>
+      </w:r>
+      <w:proofErr w:type="spellEnd"/>
+      <w:r>
+        <w:rPr>
+          <w:rFonts w:ascii="Times New Roman" w:hAnsi="Times New Roman" w:cs="Times New Roman"/>
+        </w:rPr>
+        <w:t xml:space="preserve"> which provides a temporary database and a test HTTP client. Before running the </w:t>
+      </w:r>
+      <w:proofErr w:type="gramStart"/>
+      <w:r>
+        <w:rPr>
+          <w:rFonts w:ascii="Times New Roman" w:hAnsi="Times New Roman" w:cs="Times New Roman"/>
+        </w:rPr>
+        <w:t>tests</w:t>
+      </w:r>
+      <w:proofErr w:type="gramEnd"/>
+      <w:r>
+        <w:rPr>
+          <w:rFonts w:ascii="Times New Roman" w:hAnsi="Times New Roman" w:cs="Times New Roman"/>
+        </w:rPr>
+        <w:t xml:space="preserve"> a “def setup(self):” is coded to created to two fake airports in the temporary database. </w:t>
+      </w:r>
+    </w:p>
+    <w:p>
+      <w:pPr>
+        <w:shd w:val="clear" w:color="auto" w:fill="1F1F1F"/>
+        <w:spacing w:after="0" w:line="285" w:lineRule="atLeast"/>
+        <w:rPr>
+          <w:rFonts w:ascii="Times New Roman" w:eastAsia="Times New Roman" w:hAnsi="Times New Roman" w:cs="Times New Roman"/>
+          <w:color w:val="CCCCCC"/>
+          <w:sz w:val="21"/>
+          <w:szCs w:val="21"/>
+          <w:lang w:eastAsia="en-GB"/>
+        </w:rPr>
+      </w:pPr>
+      <w:r>
+        <w:rPr>
+          <w:rFonts w:ascii="Times New Roman" w:eastAsia="Times New Roman" w:hAnsi="Times New Roman" w:cs="Times New Roman"/>
+          <w:color w:val="569CD6"/>
+          <w:sz w:val="21"/>
+          <w:szCs w:val="21"/>
+          <w:lang w:eastAsia="en-GB"/>
+        </w:rPr>
+        <w:t>class</w:t>
+      </w:r>
+      <w:r>
+        <w:rPr>
+          <w:rFonts w:ascii="Times New Roman" w:eastAsia="Times New Roman" w:hAnsi="Times New Roman" w:cs="Times New Roman"/>
+          <w:color w:val="CCCCCC"/>
+          <w:sz w:val="21"/>
+          <w:szCs w:val="21"/>
+          <w:lang w:eastAsia="en-GB"/>
+        </w:rPr>
+        <w:t xml:space="preserve"> </w:t>
+      </w:r>
+      <w:proofErr w:type="spellStart"/>
+      <w:proofErr w:type="gramStart"/>
+      <w:r>
+        <w:rPr>
+          <w:rFonts w:ascii="Times New Roman" w:eastAsia="Times New Roman" w:hAnsi="Times New Roman" w:cs="Times New Roman"/>
+          <w:color w:val="4EC9B0"/>
+          <w:sz w:val="21"/>
+          <w:szCs w:val="21"/>
+          <w:lang w:eastAsia="en-GB"/>
+        </w:rPr>
+        <w:t>AirportAutocompleteTests</w:t>
+      </w:r>
+      <w:proofErr w:type="spellEnd"/>
+      <w:r>
+        <w:rPr>
+          <w:rFonts w:ascii="Times New Roman" w:eastAsia="Times New Roman" w:hAnsi="Times New Roman" w:cs="Times New Roman"/>
+          <w:color w:val="CCCCCC"/>
+          <w:sz w:val="21"/>
+          <w:szCs w:val="21"/>
+          <w:lang w:eastAsia="en-GB"/>
+        </w:rPr>
+        <w:t>(</w:t>
+      </w:r>
+      <w:proofErr w:type="spellStart"/>
+      <w:proofErr w:type="gramEnd"/>
+      <w:r>
+        <w:rPr>
+          <w:rFonts w:ascii="Times New Roman" w:eastAsia="Times New Roman" w:hAnsi="Times New Roman" w:cs="Times New Roman"/>
+          <w:color w:val="4EC9B0"/>
+          <w:sz w:val="21"/>
+          <w:szCs w:val="21"/>
+          <w:lang w:eastAsia="en-GB"/>
+        </w:rPr>
+        <w:t>TestCase</w:t>
+      </w:r>
+      <w:proofErr w:type="spellEnd"/>
+      <w:r>
+        <w:rPr>
+          <w:rFonts w:ascii="Times New Roman" w:eastAsia="Times New Roman" w:hAnsi="Times New Roman" w:cs="Times New Roman"/>
+          <w:color w:val="CCCCCC"/>
+          <w:sz w:val="21"/>
+          <w:szCs w:val="21"/>
+          <w:lang w:eastAsia="en-GB"/>
+        </w:rPr>
+        <w:t>):</w:t>
+      </w:r>
+    </w:p>
+    <w:p>
+      <w:pPr>
+        <w:shd w:val="clear" w:color="auto" w:fill="1F1F1F"/>
+        <w:spacing w:after="0" w:line="285" w:lineRule="atLeast"/>
+        <w:rPr>
+          <w:rFonts w:ascii="Times New Roman" w:eastAsia="Times New Roman" w:hAnsi="Times New Roman" w:cs="Times New Roman"/>
+          <w:color w:val="CCCCCC"/>
+          <w:sz w:val="21"/>
+          <w:szCs w:val="21"/>
+          <w:lang w:eastAsia="en-GB"/>
+        </w:rPr>
+      </w:pPr>
+      <w:r>
+        <w:rPr>
+          <w:rFonts w:ascii="Times New Roman" w:eastAsia="Times New Roman" w:hAnsi="Times New Roman" w:cs="Times New Roman"/>
+          <w:color w:val="CCCCCC"/>
+          <w:sz w:val="21"/>
+          <w:szCs w:val="21"/>
+          <w:lang w:eastAsia="en-GB"/>
+        </w:rPr>
+        <w:t xml:space="preserve">    </w:t>
+      </w:r>
+      <w:r>
+        <w:rPr>
+          <w:rFonts w:ascii="Times New Roman" w:eastAsia="Times New Roman" w:hAnsi="Times New Roman" w:cs="Times New Roman"/>
+          <w:color w:val="569CD6"/>
+          <w:sz w:val="21"/>
+          <w:szCs w:val="21"/>
+          <w:lang w:eastAsia="en-GB"/>
+        </w:rPr>
+        <w:t>def</w:t>
+      </w:r>
+      <w:r>
+        <w:rPr>
+          <w:rFonts w:ascii="Times New Roman" w:eastAsia="Times New Roman" w:hAnsi="Times New Roman" w:cs="Times New Roman"/>
+          <w:color w:val="CCCCCC"/>
+          <w:sz w:val="21"/>
+          <w:szCs w:val="21"/>
+          <w:lang w:eastAsia="en-GB"/>
+        </w:rPr>
+        <w:t xml:space="preserve"> </w:t>
+      </w:r>
+      <w:proofErr w:type="spellStart"/>
+      <w:r>
+        <w:rPr>
+          <w:rFonts w:ascii="Times New Roman" w:eastAsia="Times New Roman" w:hAnsi="Times New Roman" w:cs="Times New Roman"/>
+          <w:color w:val="DCDCAA"/>
+          <w:sz w:val="21"/>
+          <w:szCs w:val="21"/>
+          <w:lang w:eastAsia="en-GB"/>
+        </w:rPr>
+        <w:t>setUp</w:t>
+      </w:r>
+      <w:proofErr w:type="spellEnd"/>
+      <w:r>
+        <w:rPr>
+          <w:rFonts w:ascii="Times New Roman" w:eastAsia="Times New Roman" w:hAnsi="Times New Roman" w:cs="Times New Roman"/>
+          <w:color w:val="CCCCCC"/>
+          <w:sz w:val="21"/>
+          <w:szCs w:val="21"/>
+          <w:lang w:eastAsia="en-GB"/>
+        </w:rPr>
+        <w:t>(</w:t>
+      </w:r>
+      <w:r>
+        <w:rPr>
+          <w:rFonts w:ascii="Times New Roman" w:eastAsia="Times New Roman" w:hAnsi="Times New Roman" w:cs="Times New Roman"/>
+          <w:color w:val="9CDCFE"/>
+          <w:sz w:val="21"/>
+          <w:szCs w:val="21"/>
+          <w:lang w:eastAsia="en-GB"/>
+        </w:rPr>
+        <w:t>self</w:t>
+      </w:r>
+      <w:r>
+        <w:rPr>
+          <w:rFonts w:ascii="Times New Roman" w:eastAsia="Times New Roman" w:hAnsi="Times New Roman" w:cs="Times New Roman"/>
+          <w:color w:val="CCCCCC"/>
+          <w:sz w:val="21"/>
+          <w:szCs w:val="21"/>
+          <w:lang w:eastAsia="en-GB"/>
+        </w:rPr>
+        <w:t>):</w:t>
+      </w:r>
+    </w:p>
+    <w:p>
+      <w:pPr>
+        <w:shd w:val="clear" w:color="auto" w:fill="1F1F1F"/>
+        <w:spacing w:after="0" w:line="285" w:lineRule="atLeast"/>
+        <w:rPr>
+          <w:rFonts w:ascii="Times New Roman" w:eastAsia="Times New Roman" w:hAnsi="Times New Roman" w:cs="Times New Roman"/>
+          <w:color w:val="CCCCCC"/>
+          <w:sz w:val="21"/>
+          <w:szCs w:val="21"/>
+          <w:lang w:eastAsia="en-GB"/>
+        </w:rPr>
+      </w:pPr>
+      <w:r>
+        <w:rPr>
+          <w:rFonts w:ascii="Times New Roman" w:eastAsia="Times New Roman" w:hAnsi="Times New Roman" w:cs="Times New Roman"/>
+          <w:color w:val="CCCCCC"/>
+          <w:sz w:val="21"/>
+          <w:szCs w:val="21"/>
+          <w:lang w:eastAsia="en-GB"/>
+        </w:rPr>
+        <w:t xml:space="preserve">        </w:t>
+      </w:r>
+      <w:r>
+        <w:rPr>
+          <w:rFonts w:ascii="Times New Roman" w:eastAsia="Times New Roman" w:hAnsi="Times New Roman" w:cs="Times New Roman"/>
+          <w:color w:val="6A9955"/>
+          <w:sz w:val="21"/>
+          <w:szCs w:val="21"/>
+          <w:lang w:eastAsia="en-GB"/>
+        </w:rPr>
+        <w:t xml:space="preserve"># </w:t>
+      </w:r>
+      <w:proofErr w:type="gramStart"/>
+      <w:r>
+        <w:rPr>
+          <w:rFonts w:ascii="Times New Roman" w:eastAsia="Times New Roman" w:hAnsi="Times New Roman" w:cs="Times New Roman"/>
+          <w:color w:val="6A9955"/>
+          <w:sz w:val="21"/>
+          <w:szCs w:val="21"/>
+          <w:lang w:eastAsia="en-GB"/>
+        </w:rPr>
+        <w:t>create</w:t>
+      </w:r>
+      <w:proofErr w:type="gramEnd"/>
+      <w:r>
+        <w:rPr>
+          <w:rFonts w:ascii="Times New Roman" w:eastAsia="Times New Roman" w:hAnsi="Times New Roman" w:cs="Times New Roman"/>
+          <w:color w:val="6A9955"/>
+          <w:sz w:val="21"/>
+          <w:szCs w:val="21"/>
+          <w:lang w:eastAsia="en-GB"/>
+        </w:rPr>
+        <w:t xml:space="preserve"> a couple of airports to search</w:t>
+      </w:r>
+    </w:p>
+    <w:p>
+      <w:pPr>
+        <w:shd w:val="clear" w:color="auto" w:fill="1F1F1F"/>
+        <w:spacing w:after="0" w:line="285" w:lineRule="atLeast"/>
+        <w:rPr>
+          <w:rFonts w:ascii="Times New Roman" w:eastAsia="Times New Roman" w:hAnsi="Times New Roman" w:cs="Times New Roman"/>
+          <w:color w:val="CCCCCC"/>
+          <w:sz w:val="21"/>
+          <w:szCs w:val="21"/>
+          <w:lang w:eastAsia="en-GB"/>
+        </w:rPr>
+      </w:pPr>
+      <w:r>
+        <w:rPr>
+          <w:rFonts w:ascii="Times New Roman" w:eastAsia="Times New Roman" w:hAnsi="Times New Roman" w:cs="Times New Roman"/>
+          <w:color w:val="CCCCCC"/>
+          <w:sz w:val="21"/>
+          <w:szCs w:val="21"/>
+          <w:lang w:eastAsia="en-GB"/>
+        </w:rPr>
+        <w:t xml:space="preserve">        </w:t>
+      </w:r>
+      <w:proofErr w:type="spellStart"/>
+      <w:proofErr w:type="gramStart"/>
+      <w:r>
+        <w:rPr>
+          <w:rFonts w:ascii="Times New Roman" w:eastAsia="Times New Roman" w:hAnsi="Times New Roman" w:cs="Times New Roman"/>
+          <w:color w:val="CCCCCC"/>
+          <w:sz w:val="21"/>
+          <w:szCs w:val="21"/>
+          <w:lang w:eastAsia="en-GB"/>
+        </w:rPr>
+        <w:t>Airport.objects.create</w:t>
+      </w:r>
+      <w:proofErr w:type="spellEnd"/>
+      <w:proofErr w:type="gramEnd"/>
+      <w:r>
+        <w:rPr>
+          <w:rFonts w:ascii="Times New Roman" w:eastAsia="Times New Roman" w:hAnsi="Times New Roman" w:cs="Times New Roman"/>
+          <w:color w:val="CCCCCC"/>
+          <w:sz w:val="21"/>
+          <w:szCs w:val="21"/>
+          <w:lang w:eastAsia="en-GB"/>
+        </w:rPr>
+        <w:t>(</w:t>
+      </w:r>
+      <w:r>
+        <w:rPr>
+          <w:rFonts w:ascii="Times New Roman" w:eastAsia="Times New Roman" w:hAnsi="Times New Roman" w:cs="Times New Roman"/>
+          <w:color w:val="9CDCFE"/>
+          <w:sz w:val="21"/>
+          <w:szCs w:val="21"/>
+          <w:lang w:eastAsia="en-GB"/>
+        </w:rPr>
+        <w:t>City</w:t>
+      </w:r>
+      <w:r>
+        <w:rPr>
+          <w:rFonts w:ascii="Times New Roman" w:eastAsia="Times New Roman" w:hAnsi="Times New Roman" w:cs="Times New Roman"/>
+          <w:color w:val="D4D4D4"/>
+          <w:sz w:val="21"/>
+          <w:szCs w:val="21"/>
+          <w:lang w:eastAsia="en-GB"/>
+        </w:rPr>
+        <w:t>=</w:t>
+      </w:r>
+      <w:r>
+        <w:rPr>
+          <w:rFonts w:ascii="Times New Roman" w:eastAsia="Times New Roman" w:hAnsi="Times New Roman" w:cs="Times New Roman"/>
+          <w:color w:val="CE9178"/>
+          <w:sz w:val="21"/>
+          <w:szCs w:val="21"/>
+          <w:lang w:eastAsia="en-GB"/>
+        </w:rPr>
+        <w:t>'London'</w:t>
+      </w:r>
+      <w:r>
+        <w:rPr>
+          <w:rFonts w:ascii="Times New Roman" w:eastAsia="Times New Roman" w:hAnsi="Times New Roman" w:cs="Times New Roman"/>
+          <w:color w:val="CCCCCC"/>
+          <w:sz w:val="21"/>
+          <w:szCs w:val="21"/>
+          <w:lang w:eastAsia="en-GB"/>
+        </w:rPr>
+        <w:t xml:space="preserve">, </w:t>
+      </w:r>
+      <w:r>
+        <w:rPr>
+          <w:rFonts w:ascii="Times New Roman" w:eastAsia="Times New Roman" w:hAnsi="Times New Roman" w:cs="Times New Roman"/>
+          <w:color w:val="9CDCFE"/>
+          <w:sz w:val="21"/>
+          <w:szCs w:val="21"/>
+          <w:lang w:eastAsia="en-GB"/>
+        </w:rPr>
+        <w:t>Name</w:t>
+      </w:r>
+      <w:r>
+        <w:rPr>
+          <w:rFonts w:ascii="Times New Roman" w:eastAsia="Times New Roman" w:hAnsi="Times New Roman" w:cs="Times New Roman"/>
+          <w:color w:val="D4D4D4"/>
+          <w:sz w:val="21"/>
+          <w:szCs w:val="21"/>
+          <w:lang w:eastAsia="en-GB"/>
+        </w:rPr>
+        <w:t>=</w:t>
+      </w:r>
+      <w:r>
+        <w:rPr>
+          <w:rFonts w:ascii="Times New Roman" w:eastAsia="Times New Roman" w:hAnsi="Times New Roman" w:cs="Times New Roman"/>
+          <w:color w:val="CE9178"/>
+          <w:sz w:val="21"/>
+          <w:szCs w:val="21"/>
+          <w:lang w:eastAsia="en-GB"/>
+        </w:rPr>
+        <w:t>'Heathrow'</w:t>
+      </w:r>
+      <w:r>
+        <w:rPr>
+          <w:rFonts w:ascii="Times New Roman" w:eastAsia="Times New Roman" w:hAnsi="Times New Roman" w:cs="Times New Roman"/>
+          <w:color w:val="CCCCCC"/>
+          <w:sz w:val="21"/>
+          <w:szCs w:val="21"/>
+          <w:lang w:eastAsia="en-GB"/>
+        </w:rPr>
+        <w:t xml:space="preserve">, </w:t>
+      </w:r>
+      <w:proofErr w:type="spellStart"/>
+      <w:r>
+        <w:rPr>
+          <w:rFonts w:ascii="Times New Roman" w:eastAsia="Times New Roman" w:hAnsi="Times New Roman" w:cs="Times New Roman"/>
+          <w:color w:val="9CDCFE"/>
+          <w:sz w:val="21"/>
+          <w:szCs w:val="21"/>
+          <w:lang w:eastAsia="en-GB"/>
+        </w:rPr>
+        <w:t>IATA_Code</w:t>
+      </w:r>
+      <w:proofErr w:type="spellEnd"/>
+      <w:r>
+        <w:rPr>
+          <w:rFonts w:ascii="Times New Roman" w:eastAsia="Times New Roman" w:hAnsi="Times New Roman" w:cs="Times New Roman"/>
+          <w:color w:val="D4D4D4"/>
+          <w:sz w:val="21"/>
+          <w:szCs w:val="21"/>
+          <w:lang w:eastAsia="en-GB"/>
+        </w:rPr>
+        <w:t>=</w:t>
+      </w:r>
+      <w:r>
+        <w:rPr>
+          <w:rFonts w:ascii="Times New Roman" w:eastAsia="Times New Roman" w:hAnsi="Times New Roman" w:cs="Times New Roman"/>
+          <w:color w:val="CE9178"/>
+          <w:sz w:val="21"/>
+          <w:szCs w:val="21"/>
+          <w:lang w:eastAsia="en-GB"/>
+        </w:rPr>
+        <w:t>'LHR'</w:t>
+      </w:r>
+      <w:r>
+        <w:rPr>
+          <w:rFonts w:ascii="Times New Roman" w:eastAsia="Times New Roman" w:hAnsi="Times New Roman" w:cs="Times New Roman"/>
+          <w:color w:val="CCCCCC"/>
+          <w:sz w:val="21"/>
+          <w:szCs w:val="21"/>
+          <w:lang w:eastAsia="en-GB"/>
+        </w:rPr>
+        <w:t>)</w:t>
+      </w:r>
+    </w:p>
+    <w:p>
+      <w:pPr>
+        <w:shd w:val="clear" w:color="auto" w:fill="1F1F1F"/>
+        <w:spacing w:after="0" w:line="285" w:lineRule="atLeast"/>
+        <w:rPr>
+          <w:rFonts w:ascii="Times New Roman" w:eastAsia="Times New Roman" w:hAnsi="Times New Roman" w:cs="Times New Roman"/>
+          <w:color w:val="CCCCCC"/>
+          <w:sz w:val="21"/>
+          <w:szCs w:val="21"/>
+          <w:lang w:eastAsia="en-GB"/>
+        </w:rPr>
+      </w:pPr>
+      <w:r>
+        <w:rPr>
+          <w:rFonts w:ascii="Times New Roman" w:eastAsia="Times New Roman" w:hAnsi="Times New Roman" w:cs="Times New Roman"/>
+          <w:color w:val="CCCCCC"/>
+          <w:sz w:val="21"/>
+          <w:szCs w:val="21"/>
+          <w:lang w:eastAsia="en-GB"/>
+        </w:rPr>
+        <w:t xml:space="preserve">        </w:t>
+      </w:r>
+      <w:proofErr w:type="spellStart"/>
+      <w:proofErr w:type="gramStart"/>
+      <w:r>
+        <w:rPr>
+          <w:rFonts w:ascii="Times New Roman" w:eastAsia="Times New Roman" w:hAnsi="Times New Roman" w:cs="Times New Roman"/>
+          <w:color w:val="CCCCCC"/>
+          <w:sz w:val="21"/>
+          <w:szCs w:val="21"/>
+          <w:lang w:eastAsia="en-GB"/>
+        </w:rPr>
+        <w:t>Airport.objects.create</w:t>
+      </w:r>
+      <w:proofErr w:type="spellEnd"/>
+      <w:proofErr w:type="gramEnd"/>
+      <w:r>
+        <w:rPr>
+          <w:rFonts w:ascii="Times New Roman" w:eastAsia="Times New Roman" w:hAnsi="Times New Roman" w:cs="Times New Roman"/>
+          <w:color w:val="CCCCCC"/>
+          <w:sz w:val="21"/>
+          <w:szCs w:val="21"/>
+          <w:lang w:eastAsia="en-GB"/>
+        </w:rPr>
+        <w:t>(</w:t>
+      </w:r>
+      <w:r>
+        <w:rPr>
+          <w:rFonts w:ascii="Times New Roman" w:eastAsia="Times New Roman" w:hAnsi="Times New Roman" w:cs="Times New Roman"/>
+          <w:color w:val="9CDCFE"/>
+          <w:sz w:val="21"/>
+          <w:szCs w:val="21"/>
+          <w:lang w:eastAsia="en-GB"/>
+        </w:rPr>
+        <w:t>City</w:t>
+      </w:r>
+      <w:r>
+        <w:rPr>
+          <w:rFonts w:ascii="Times New Roman" w:eastAsia="Times New Roman" w:hAnsi="Times New Roman" w:cs="Times New Roman"/>
+          <w:color w:val="D4D4D4"/>
+          <w:sz w:val="21"/>
+          <w:szCs w:val="21"/>
+          <w:lang w:eastAsia="en-GB"/>
+        </w:rPr>
+        <w:t>=</w:t>
+      </w:r>
+      <w:r>
+        <w:rPr>
+          <w:rFonts w:ascii="Times New Roman" w:eastAsia="Times New Roman" w:hAnsi="Times New Roman" w:cs="Times New Roman"/>
+          <w:color w:val="CE9178"/>
+          <w:sz w:val="21"/>
+          <w:szCs w:val="21"/>
+          <w:lang w:eastAsia="en-GB"/>
+        </w:rPr>
+        <w:t>'Manchester'</w:t>
+      </w:r>
+      <w:r>
+        <w:rPr>
+          <w:rFonts w:ascii="Times New Roman" w:eastAsia="Times New Roman" w:hAnsi="Times New Roman" w:cs="Times New Roman"/>
+          <w:color w:val="CCCCCC"/>
+          <w:sz w:val="21"/>
+          <w:szCs w:val="21"/>
+          <w:lang w:eastAsia="en-GB"/>
+        </w:rPr>
+        <w:t xml:space="preserve">, </w:t>
+      </w:r>
+      <w:r>
+        <w:rPr>
+          <w:rFonts w:ascii="Times New Roman" w:eastAsia="Times New Roman" w:hAnsi="Times New Roman" w:cs="Times New Roman"/>
+          <w:color w:val="9CDCFE"/>
+          <w:sz w:val="21"/>
+          <w:szCs w:val="21"/>
+          <w:lang w:eastAsia="en-GB"/>
+        </w:rPr>
+        <w:t>Name</w:t>
+      </w:r>
+      <w:r>
+        <w:rPr>
+          <w:rFonts w:ascii="Times New Roman" w:eastAsia="Times New Roman" w:hAnsi="Times New Roman" w:cs="Times New Roman"/>
+          <w:color w:val="D4D4D4"/>
+          <w:sz w:val="21"/>
+          <w:szCs w:val="21"/>
+          <w:lang w:eastAsia="en-GB"/>
+        </w:rPr>
+        <w:t>=</w:t>
+      </w:r>
+      <w:r>
+        <w:rPr>
+          <w:rFonts w:ascii="Times New Roman" w:eastAsia="Times New Roman" w:hAnsi="Times New Roman" w:cs="Times New Roman"/>
+          <w:color w:val="CE9178"/>
+          <w:sz w:val="21"/>
+          <w:szCs w:val="21"/>
+          <w:lang w:eastAsia="en-GB"/>
+        </w:rPr>
+        <w:t>'Airport'</w:t>
+      </w:r>
+      <w:r>
+        <w:rPr>
+          <w:rFonts w:ascii="Times New Roman" w:eastAsia="Times New Roman" w:hAnsi="Times New Roman" w:cs="Times New Roman"/>
+          <w:color w:val="CCCCCC"/>
+          <w:sz w:val="21"/>
+          <w:szCs w:val="21"/>
+          <w:lang w:eastAsia="en-GB"/>
+        </w:rPr>
+        <w:t xml:space="preserve">, </w:t>
+      </w:r>
+      <w:proofErr w:type="spellStart"/>
+      <w:r>
+        <w:rPr>
+          <w:rFonts w:ascii="Times New Roman" w:eastAsia="Times New Roman" w:hAnsi="Times New Roman" w:cs="Times New Roman"/>
+          <w:color w:val="9CDCFE"/>
+          <w:sz w:val="21"/>
+          <w:szCs w:val="21"/>
+          <w:lang w:eastAsia="en-GB"/>
+        </w:rPr>
+        <w:t>IATA_Code</w:t>
+      </w:r>
+      <w:proofErr w:type="spellEnd"/>
+      <w:r>
+        <w:rPr>
+          <w:rFonts w:ascii="Times New Roman" w:eastAsia="Times New Roman" w:hAnsi="Times New Roman" w:cs="Times New Roman"/>
+          <w:color w:val="D4D4D4"/>
+          <w:sz w:val="21"/>
+          <w:szCs w:val="21"/>
+          <w:lang w:eastAsia="en-GB"/>
+        </w:rPr>
+        <w:t>=</w:t>
+      </w:r>
+      <w:r>
+        <w:rPr>
+          <w:rFonts w:ascii="Times New Roman" w:eastAsia="Times New Roman" w:hAnsi="Times New Roman" w:cs="Times New Roman"/>
+          <w:color w:val="CE9178"/>
+          <w:sz w:val="21"/>
+          <w:szCs w:val="21"/>
+          <w:lang w:eastAsia="en-GB"/>
+        </w:rPr>
+        <w:t>'MAN'</w:t>
+      </w:r>
+      <w:r>
+        <w:rPr>
+          <w:rFonts w:ascii="Times New Roman" w:eastAsia="Times New Roman" w:hAnsi="Times New Roman" w:cs="Times New Roman"/>
+          <w:color w:val="CCCCCC"/>
+          <w:sz w:val="21"/>
+          <w:szCs w:val="21"/>
+          <w:lang w:eastAsia="en-GB"/>
+        </w:rPr>
+        <w:t>)</w:t>
+      </w:r>
+    </w:p>
+    <w:p>
+      <w:pPr>
+        <w:rPr>
+          <w:rFonts w:ascii="Times New Roman" w:hAnsi="Times New Roman" w:cs="Times New Roman"/>
+        </w:rPr>
+      </w:pPr>
+    </w:p>
+    <w:p>
+      <w:pPr>
+        <w:shd w:val="clear" w:color="auto" w:fill="1F1F1F"/>
+        <w:spacing w:after="0" w:line="285" w:lineRule="atLeast"/>
+        <w:rPr>
+          <w:rFonts w:ascii="Times New Roman" w:eastAsia="Times New Roman" w:hAnsi="Times New Roman" w:cs="Times New Roman"/>
+          <w:color w:val="CCCCCC"/>
+          <w:sz w:val="21"/>
+          <w:szCs w:val="21"/>
+          <w:lang w:eastAsia="en-GB"/>
+        </w:rPr>
+      </w:pPr>
+      <w:r>
+        <w:rPr>
+          <w:rFonts w:ascii="Times New Roman" w:eastAsia="Times New Roman" w:hAnsi="Times New Roman" w:cs="Times New Roman"/>
+          <w:color w:val="569CD6"/>
+          <w:sz w:val="21"/>
+          <w:szCs w:val="21"/>
+          <w:lang w:eastAsia="en-GB"/>
+        </w:rPr>
+        <w:t>def</w:t>
+      </w:r>
+      <w:r>
+        <w:rPr>
+          <w:rFonts w:ascii="Times New Roman" w:eastAsia="Times New Roman" w:hAnsi="Times New Roman" w:cs="Times New Roman"/>
+          <w:color w:val="CCCCCC"/>
+          <w:sz w:val="21"/>
+          <w:szCs w:val="21"/>
+          <w:lang w:eastAsia="en-GB"/>
+        </w:rPr>
+        <w:t xml:space="preserve"> </w:t>
+      </w:r>
+      <w:proofErr w:type="spellStart"/>
+      <w:r>
+        <w:rPr>
+          <w:rFonts w:ascii="Times New Roman" w:eastAsia="Times New Roman" w:hAnsi="Times New Roman" w:cs="Times New Roman"/>
+          <w:color w:val="DCDCAA"/>
+          <w:sz w:val="21"/>
+          <w:szCs w:val="21"/>
+          <w:lang w:eastAsia="en-GB"/>
+        </w:rPr>
+        <w:t>test_autocomplete_returns_matches</w:t>
+      </w:r>
+      <w:proofErr w:type="spellEnd"/>
+      <w:r>
+        <w:rPr>
+          <w:rFonts w:ascii="Times New Roman" w:eastAsia="Times New Roman" w:hAnsi="Times New Roman" w:cs="Times New Roman"/>
+          <w:color w:val="CCCCCC"/>
+          <w:sz w:val="21"/>
+          <w:szCs w:val="21"/>
+          <w:lang w:eastAsia="en-GB"/>
+        </w:rPr>
+        <w:t>(</w:t>
+      </w:r>
+      <w:r>
+        <w:rPr>
+          <w:rFonts w:ascii="Times New Roman" w:eastAsia="Times New Roman" w:hAnsi="Times New Roman" w:cs="Times New Roman"/>
+          <w:color w:val="9CDCFE"/>
+          <w:sz w:val="21"/>
+          <w:szCs w:val="21"/>
+          <w:lang w:eastAsia="en-GB"/>
+        </w:rPr>
+        <w:t>self</w:t>
+      </w:r>
+      <w:r>
+        <w:rPr>
+          <w:rFonts w:ascii="Times New Roman" w:eastAsia="Times New Roman" w:hAnsi="Times New Roman" w:cs="Times New Roman"/>
+          <w:color w:val="CCCCCC"/>
+          <w:sz w:val="21"/>
+          <w:szCs w:val="21"/>
+          <w:lang w:eastAsia="en-GB"/>
+        </w:rPr>
+        <w:t>):</w:t>
+      </w:r>
+    </w:p>
+    <w:p>
+      <w:pPr>
+        <w:shd w:val="clear" w:color="auto" w:fill="1F1F1F"/>
+        <w:spacing w:after="0" w:line="285" w:lineRule="atLeast"/>
+        <w:rPr>
+          <w:rFonts w:ascii="Times New Roman" w:eastAsia="Times New Roman" w:hAnsi="Times New Roman" w:cs="Times New Roman"/>
+          <w:color w:val="CCCCCC"/>
+          <w:sz w:val="21"/>
+          <w:szCs w:val="21"/>
+          <w:lang w:eastAsia="en-GB"/>
+        </w:rPr>
+      </w:pPr>
+      <w:r>
+        <w:rPr>
+          <w:rFonts w:ascii="Times New Roman" w:eastAsia="Times New Roman" w:hAnsi="Times New Roman" w:cs="Times New Roman"/>
+          <w:color w:val="CCCCCC"/>
+          <w:sz w:val="21"/>
+          <w:szCs w:val="21"/>
+          <w:lang w:eastAsia="en-GB"/>
+        </w:rPr>
+        <w:t xml:space="preserve">        </w:t>
+      </w:r>
+      <w:proofErr w:type="spellStart"/>
+      <w:r>
+        <w:rPr>
+          <w:rFonts w:ascii="Times New Roman" w:eastAsia="Times New Roman" w:hAnsi="Times New Roman" w:cs="Times New Roman"/>
+          <w:color w:val="CCCCCC"/>
+          <w:sz w:val="21"/>
+          <w:szCs w:val="21"/>
+          <w:lang w:eastAsia="en-GB"/>
+        </w:rPr>
+        <w:t>url</w:t>
+      </w:r>
+      <w:proofErr w:type="spellEnd"/>
+      <w:r>
+        <w:rPr>
+          <w:rFonts w:ascii="Times New Roman" w:eastAsia="Times New Roman" w:hAnsi="Times New Roman" w:cs="Times New Roman"/>
+          <w:color w:val="CCCCCC"/>
+          <w:sz w:val="21"/>
+          <w:szCs w:val="21"/>
+          <w:lang w:eastAsia="en-GB"/>
+        </w:rPr>
+        <w:t xml:space="preserve"> </w:t>
+      </w:r>
+      <w:r>
+        <w:rPr>
+          <w:rFonts w:ascii="Times New Roman" w:eastAsia="Times New Roman" w:hAnsi="Times New Roman" w:cs="Times New Roman"/>
+          <w:color w:val="D4D4D4"/>
+          <w:sz w:val="21"/>
+          <w:szCs w:val="21"/>
+          <w:lang w:eastAsia="en-GB"/>
+        </w:rPr>
+        <w:t>=</w:t>
+      </w:r>
+      <w:r>
+        <w:rPr>
+          <w:rFonts w:ascii="Times New Roman" w:eastAsia="Times New Roman" w:hAnsi="Times New Roman" w:cs="Times New Roman"/>
+          <w:color w:val="CCCCCC"/>
+          <w:sz w:val="21"/>
+          <w:szCs w:val="21"/>
+          <w:lang w:eastAsia="en-GB"/>
+        </w:rPr>
+        <w:t xml:space="preserve"> reverse(</w:t>
+      </w:r>
+      <w:r>
+        <w:rPr>
+          <w:rFonts w:ascii="Times New Roman" w:eastAsia="Times New Roman" w:hAnsi="Times New Roman" w:cs="Times New Roman"/>
+          <w:color w:val="CE9178"/>
+          <w:sz w:val="21"/>
+          <w:szCs w:val="21"/>
+          <w:lang w:eastAsia="en-GB"/>
+        </w:rPr>
+        <w:t>'airport-autocomplete'</w:t>
+      </w:r>
+      <w:r>
+        <w:rPr>
+          <w:rFonts w:ascii="Times New Roman" w:eastAsia="Times New Roman" w:hAnsi="Times New Roman" w:cs="Times New Roman"/>
+          <w:color w:val="CCCCCC"/>
+          <w:sz w:val="21"/>
+          <w:szCs w:val="21"/>
+          <w:lang w:eastAsia="en-GB"/>
+        </w:rPr>
+        <w:t>)</w:t>
+      </w:r>
+    </w:p>
+    <w:p>
+      <w:pPr>
+        <w:shd w:val="clear" w:color="auto" w:fill="1F1F1F"/>
+        <w:spacing w:after="0" w:line="285" w:lineRule="atLeast"/>
+        <w:rPr>
+          <w:rFonts w:ascii="Times New Roman" w:eastAsia="Times New Roman" w:hAnsi="Times New Roman" w:cs="Times New Roman"/>
+          <w:color w:val="CCCCCC"/>
+          <w:sz w:val="21"/>
+          <w:szCs w:val="21"/>
+          <w:lang w:eastAsia="en-GB"/>
+        </w:rPr>
+      </w:pPr>
+      <w:r>
+        <w:rPr>
+          <w:rFonts w:ascii="Times New Roman" w:eastAsia="Times New Roman" w:hAnsi="Times New Roman" w:cs="Times New Roman"/>
+          <w:color w:val="CCCCCC"/>
+          <w:sz w:val="21"/>
+          <w:szCs w:val="21"/>
+          <w:lang w:eastAsia="en-GB"/>
+        </w:rPr>
+        <w:t xml:space="preserve">        response </w:t>
+      </w:r>
+      <w:r>
+        <w:rPr>
+          <w:rFonts w:ascii="Times New Roman" w:eastAsia="Times New Roman" w:hAnsi="Times New Roman" w:cs="Times New Roman"/>
+          <w:color w:val="D4D4D4"/>
+          <w:sz w:val="21"/>
+          <w:szCs w:val="21"/>
+          <w:lang w:eastAsia="en-GB"/>
+        </w:rPr>
+        <w:t>=</w:t>
+      </w:r>
+      <w:r>
+        <w:rPr>
+          <w:rFonts w:ascii="Times New Roman" w:eastAsia="Times New Roman" w:hAnsi="Times New Roman" w:cs="Times New Roman"/>
+          <w:color w:val="CCCCCC"/>
+          <w:sz w:val="21"/>
+          <w:szCs w:val="21"/>
+          <w:lang w:eastAsia="en-GB"/>
+        </w:rPr>
+        <w:t xml:space="preserve"> </w:t>
+      </w:r>
+      <w:proofErr w:type="spellStart"/>
+      <w:proofErr w:type="gramStart"/>
+      <w:r>
+        <w:rPr>
+          <w:rFonts w:ascii="Times New Roman" w:eastAsia="Times New Roman" w:hAnsi="Times New Roman" w:cs="Times New Roman"/>
+          <w:color w:val="569CD6"/>
+          <w:sz w:val="21"/>
+          <w:szCs w:val="21"/>
+          <w:lang w:eastAsia="en-GB"/>
+        </w:rPr>
+        <w:t>self</w:t>
+      </w:r>
+      <w:r>
+        <w:rPr>
+          <w:rFonts w:ascii="Times New Roman" w:eastAsia="Times New Roman" w:hAnsi="Times New Roman" w:cs="Times New Roman"/>
+          <w:color w:val="CCCCCC"/>
+          <w:sz w:val="21"/>
+          <w:szCs w:val="21"/>
+          <w:lang w:eastAsia="en-GB"/>
+        </w:rPr>
+        <w:t>.client.get</w:t>
+      </w:r>
+      <w:proofErr w:type="spellEnd"/>
+      <w:r>
+        <w:rPr>
+          <w:rFonts w:ascii="Times New Roman" w:eastAsia="Times New Roman" w:hAnsi="Times New Roman" w:cs="Times New Roman"/>
+          <w:color w:val="CCCCCC"/>
+          <w:sz w:val="21"/>
+          <w:szCs w:val="21"/>
+          <w:lang w:eastAsia="en-GB"/>
+        </w:rPr>
+        <w:t>(</w:t>
+      </w:r>
+      <w:proofErr w:type="spellStart"/>
+      <w:proofErr w:type="gramEnd"/>
+      <w:r>
+        <w:rPr>
+          <w:rFonts w:ascii="Times New Roman" w:eastAsia="Times New Roman" w:hAnsi="Times New Roman" w:cs="Times New Roman"/>
+          <w:color w:val="CCCCCC"/>
+          <w:sz w:val="21"/>
+          <w:szCs w:val="21"/>
+          <w:lang w:eastAsia="en-GB"/>
+        </w:rPr>
+        <w:t>url</w:t>
+      </w:r>
+      <w:proofErr w:type="spellEnd"/>
+      <w:r>
+        <w:rPr>
+          <w:rFonts w:ascii="Times New Roman" w:eastAsia="Times New Roman" w:hAnsi="Times New Roman" w:cs="Times New Roman"/>
+          <w:color w:val="CCCCCC"/>
+          <w:sz w:val="21"/>
+          <w:szCs w:val="21"/>
+          <w:lang w:eastAsia="en-GB"/>
+        </w:rPr>
+        <w:t>, {</w:t>
+      </w:r>
+      <w:r>
+        <w:rPr>
+          <w:rFonts w:ascii="Times New Roman" w:eastAsia="Times New Roman" w:hAnsi="Times New Roman" w:cs="Times New Roman"/>
+          <w:color w:val="CE9178"/>
+          <w:sz w:val="21"/>
+          <w:szCs w:val="21"/>
+          <w:lang w:eastAsia="en-GB"/>
+        </w:rPr>
+        <w:t>'term'</w:t>
+      </w:r>
+      <w:r>
+        <w:rPr>
+          <w:rFonts w:ascii="Times New Roman" w:eastAsia="Times New Roman" w:hAnsi="Times New Roman" w:cs="Times New Roman"/>
+          <w:color w:val="CCCCCC"/>
+          <w:sz w:val="21"/>
+          <w:szCs w:val="21"/>
+          <w:lang w:eastAsia="en-GB"/>
+        </w:rPr>
+        <w:t xml:space="preserve">: </w:t>
+      </w:r>
+      <w:r>
+        <w:rPr>
+          <w:rFonts w:ascii="Times New Roman" w:eastAsia="Times New Roman" w:hAnsi="Times New Roman" w:cs="Times New Roman"/>
+          <w:color w:val="CE9178"/>
+          <w:sz w:val="21"/>
+          <w:szCs w:val="21"/>
+          <w:lang w:eastAsia="en-GB"/>
+        </w:rPr>
+        <w:t>'Lon'</w:t>
+      </w:r>
+      <w:r>
+        <w:rPr>
+          <w:rFonts w:ascii="Times New Roman" w:eastAsia="Times New Roman" w:hAnsi="Times New Roman" w:cs="Times New Roman"/>
+          <w:color w:val="CCCCCC"/>
+          <w:sz w:val="21"/>
+          <w:szCs w:val="21"/>
+          <w:lang w:eastAsia="en-GB"/>
+        </w:rPr>
+        <w:t>})</w:t>
+      </w:r>
+    </w:p>
+    <w:p>
+      <w:pPr>
+        <w:shd w:val="clear" w:color="auto" w:fill="1F1F1F"/>
+        <w:spacing w:after="0" w:line="285" w:lineRule="atLeast"/>
+        <w:rPr>
+          <w:rFonts w:ascii="Times New Roman" w:eastAsia="Times New Roman" w:hAnsi="Times New Roman" w:cs="Times New Roman"/>
+          <w:color w:val="CCCCCC"/>
+          <w:sz w:val="21"/>
+          <w:szCs w:val="21"/>
+          <w:lang w:eastAsia="en-GB"/>
+        </w:rPr>
+      </w:pPr>
+      <w:r>
+        <w:rPr>
+          <w:rFonts w:ascii="Times New Roman" w:eastAsia="Times New Roman" w:hAnsi="Times New Roman" w:cs="Times New Roman"/>
+          <w:color w:val="CCCCCC"/>
+          <w:sz w:val="21"/>
+          <w:szCs w:val="21"/>
+          <w:lang w:eastAsia="en-GB"/>
+        </w:rPr>
+        <w:t xml:space="preserve">        </w:t>
+      </w:r>
+      <w:proofErr w:type="spellStart"/>
+      <w:proofErr w:type="gramStart"/>
+      <w:r>
+        <w:rPr>
+          <w:rFonts w:ascii="Times New Roman" w:eastAsia="Times New Roman" w:hAnsi="Times New Roman" w:cs="Times New Roman"/>
+          <w:color w:val="569CD6"/>
+          <w:sz w:val="21"/>
+          <w:szCs w:val="21"/>
+          <w:lang w:eastAsia="en-GB"/>
+        </w:rPr>
+        <w:t>self</w:t>
+      </w:r>
+      <w:r>
+        <w:rPr>
+          <w:rFonts w:ascii="Times New Roman" w:eastAsia="Times New Roman" w:hAnsi="Times New Roman" w:cs="Times New Roman"/>
+          <w:color w:val="CCCCCC"/>
+          <w:sz w:val="21"/>
+          <w:szCs w:val="21"/>
+          <w:lang w:eastAsia="en-GB"/>
+        </w:rPr>
+        <w:t>.assertEqual</w:t>
+      </w:r>
+      <w:proofErr w:type="spellEnd"/>
+      <w:proofErr w:type="gramEnd"/>
+      <w:r>
+        <w:rPr>
+          <w:rFonts w:ascii="Times New Roman" w:eastAsia="Times New Roman" w:hAnsi="Times New Roman" w:cs="Times New Roman"/>
+          <w:color w:val="CCCCCC"/>
+          <w:sz w:val="21"/>
+          <w:szCs w:val="21"/>
+          <w:lang w:eastAsia="en-GB"/>
+        </w:rPr>
+        <w:t>(</w:t>
+      </w:r>
+      <w:proofErr w:type="spellStart"/>
+      <w:proofErr w:type="gramStart"/>
+      <w:r>
+        <w:rPr>
+          <w:rFonts w:ascii="Times New Roman" w:eastAsia="Times New Roman" w:hAnsi="Times New Roman" w:cs="Times New Roman"/>
+          <w:color w:val="CCCCCC"/>
+          <w:sz w:val="21"/>
+          <w:szCs w:val="21"/>
+          <w:lang w:eastAsia="en-GB"/>
+        </w:rPr>
+        <w:t>response.status</w:t>
+      </w:r>
+      <w:proofErr w:type="gramEnd"/>
+      <w:r>
+        <w:rPr>
+          <w:rFonts w:ascii="Times New Roman" w:eastAsia="Times New Roman" w:hAnsi="Times New Roman" w:cs="Times New Roman"/>
+          <w:color w:val="CCCCCC"/>
+          <w:sz w:val="21"/>
+          <w:szCs w:val="21"/>
+          <w:lang w:eastAsia="en-GB"/>
+        </w:rPr>
+        <w:t>_code</w:t>
+      </w:r>
+      <w:proofErr w:type="spellEnd"/>
+      <w:r>
+        <w:rPr>
+          <w:rFonts w:ascii="Times New Roman" w:eastAsia="Times New Roman" w:hAnsi="Times New Roman" w:cs="Times New Roman"/>
+          <w:color w:val="CCCCCC"/>
+          <w:sz w:val="21"/>
+          <w:szCs w:val="21"/>
+          <w:lang w:eastAsia="en-GB"/>
+        </w:rPr>
+        <w:t xml:space="preserve">, </w:t>
+      </w:r>
+      <w:r>
+        <w:rPr>
+          <w:rFonts w:ascii="Times New Roman" w:eastAsia="Times New Roman" w:hAnsi="Times New Roman" w:cs="Times New Roman"/>
+          <w:color w:val="B5CEA8"/>
+          <w:sz w:val="21"/>
+          <w:szCs w:val="21"/>
+          <w:lang w:eastAsia="en-GB"/>
+        </w:rPr>
+        <w:t>200</w:t>
+      </w:r>
+      <w:r>
+        <w:rPr>
+          <w:rFonts w:ascii="Times New Roman" w:eastAsia="Times New Roman" w:hAnsi="Times New Roman" w:cs="Times New Roman"/>
+          <w:color w:val="CCCCCC"/>
+          <w:sz w:val="21"/>
+          <w:szCs w:val="21"/>
+          <w:lang w:eastAsia="en-GB"/>
+        </w:rPr>
+        <w:t>)</w:t>
+      </w:r>
+    </w:p>
+    <w:p>
+      <w:pPr>
+        <w:shd w:val="clear" w:color="auto" w:fill="1F1F1F"/>
+        <w:spacing w:after="0" w:line="285" w:lineRule="atLeast"/>
+        <w:rPr>
+          <w:rFonts w:ascii="Times New Roman" w:eastAsia="Times New Roman" w:hAnsi="Times New Roman" w:cs="Times New Roman"/>
+          <w:color w:val="CCCCCC"/>
+          <w:sz w:val="21"/>
+          <w:szCs w:val="21"/>
+          <w:lang w:eastAsia="en-GB"/>
+        </w:rPr>
+      </w:pPr>
+      <w:r>
+        <w:rPr>
+          <w:rFonts w:ascii="Times New Roman" w:eastAsia="Times New Roman" w:hAnsi="Times New Roman" w:cs="Times New Roman"/>
+          <w:color w:val="CCCCCC"/>
+          <w:sz w:val="21"/>
+          <w:szCs w:val="21"/>
+          <w:lang w:eastAsia="en-GB"/>
+        </w:rPr>
+        <w:t xml:space="preserve">        data </w:t>
+      </w:r>
+      <w:r>
+        <w:rPr>
+          <w:rFonts w:ascii="Times New Roman" w:eastAsia="Times New Roman" w:hAnsi="Times New Roman" w:cs="Times New Roman"/>
+          <w:color w:val="D4D4D4"/>
+          <w:sz w:val="21"/>
+          <w:szCs w:val="21"/>
+          <w:lang w:eastAsia="en-GB"/>
+        </w:rPr>
+        <w:t>=</w:t>
+      </w:r>
+      <w:r>
+        <w:rPr>
+          <w:rFonts w:ascii="Times New Roman" w:eastAsia="Times New Roman" w:hAnsi="Times New Roman" w:cs="Times New Roman"/>
+          <w:color w:val="CCCCCC"/>
+          <w:sz w:val="21"/>
+          <w:szCs w:val="21"/>
+          <w:lang w:eastAsia="en-GB"/>
+        </w:rPr>
+        <w:t xml:space="preserve"> </w:t>
+      </w:r>
+      <w:proofErr w:type="spellStart"/>
+      <w:proofErr w:type="gramStart"/>
+      <w:r>
+        <w:rPr>
+          <w:rFonts w:ascii="Times New Roman" w:eastAsia="Times New Roman" w:hAnsi="Times New Roman" w:cs="Times New Roman"/>
+          <w:color w:val="CCCCCC"/>
+          <w:sz w:val="21"/>
+          <w:szCs w:val="21"/>
+          <w:lang w:eastAsia="en-GB"/>
+        </w:rPr>
+        <w:t>response.json</w:t>
+      </w:r>
+      <w:proofErr w:type="spellEnd"/>
+      <w:proofErr w:type="gramEnd"/>
+      <w:r>
+        <w:rPr>
+          <w:rFonts w:ascii="Times New Roman" w:eastAsia="Times New Roman" w:hAnsi="Times New Roman" w:cs="Times New Roman"/>
+          <w:color w:val="CCCCCC"/>
+          <w:sz w:val="21"/>
+          <w:szCs w:val="21"/>
+          <w:lang w:eastAsia="en-GB"/>
+        </w:rPr>
+        <w:t>()</w:t>
+      </w:r>
+    </w:p>
+    <w:p>
+      <w:pPr>
+        <w:shd w:val="clear" w:color="auto" w:fill="1F1F1F"/>
+        <w:spacing w:after="0" w:line="285" w:lineRule="atLeast"/>
+        <w:rPr>
+          <w:rFonts w:ascii="Times New Roman" w:eastAsia="Times New Roman" w:hAnsi="Times New Roman" w:cs="Times New Roman"/>
+          <w:color w:val="CCCCCC"/>
+          <w:sz w:val="21"/>
+          <w:szCs w:val="21"/>
+          <w:lang w:eastAsia="en-GB"/>
+        </w:rPr>
+      </w:pPr>
+      <w:r>
+        <w:rPr>
+          <w:rFonts w:ascii="Times New Roman" w:eastAsia="Times New Roman" w:hAnsi="Times New Roman" w:cs="Times New Roman"/>
+          <w:color w:val="CCCCCC"/>
+          <w:sz w:val="21"/>
+          <w:szCs w:val="21"/>
+          <w:lang w:eastAsia="en-GB"/>
+        </w:rPr>
+        <w:t xml:space="preserve">        </w:t>
+      </w:r>
+      <w:r>
+        <w:rPr>
+          <w:rFonts w:ascii="Times New Roman" w:eastAsia="Times New Roman" w:hAnsi="Times New Roman" w:cs="Times New Roman"/>
+          <w:color w:val="6A9955"/>
+          <w:sz w:val="21"/>
+          <w:szCs w:val="21"/>
+          <w:lang w:eastAsia="en-GB"/>
+        </w:rPr>
+        <w:t># should include Heathrow representation string</w:t>
+      </w:r>
+    </w:p>
+    <w:p>
+      <w:pPr>
+        <w:shd w:val="clear" w:color="auto" w:fill="1F1F1F"/>
+        <w:spacing w:after="0" w:line="285" w:lineRule="atLeast"/>
+        <w:rPr>
+          <w:rFonts w:ascii="Times New Roman" w:eastAsia="Times New Roman" w:hAnsi="Times New Roman" w:cs="Times New Roman"/>
+          <w:color w:val="CCCCCC"/>
+          <w:sz w:val="21"/>
+          <w:szCs w:val="21"/>
+          <w:lang w:eastAsia="en-GB"/>
+        </w:rPr>
+      </w:pPr>
+      <w:r>
+        <w:rPr>
+          <w:rFonts w:ascii="Times New Roman" w:eastAsia="Times New Roman" w:hAnsi="Times New Roman" w:cs="Times New Roman"/>
+          <w:color w:val="CCCCCC"/>
+          <w:sz w:val="21"/>
+          <w:szCs w:val="21"/>
+          <w:lang w:eastAsia="en-GB"/>
+        </w:rPr>
+        <w:t xml:space="preserve">        </w:t>
+      </w:r>
+      <w:proofErr w:type="spellStart"/>
+      <w:proofErr w:type="gramStart"/>
+      <w:r>
+        <w:rPr>
+          <w:rFonts w:ascii="Times New Roman" w:eastAsia="Times New Roman" w:hAnsi="Times New Roman" w:cs="Times New Roman"/>
+          <w:color w:val="569CD6"/>
+          <w:sz w:val="21"/>
+          <w:szCs w:val="21"/>
+          <w:lang w:eastAsia="en-GB"/>
+        </w:rPr>
+        <w:t>self</w:t>
+      </w:r>
+      <w:r>
+        <w:rPr>
+          <w:rFonts w:ascii="Times New Roman" w:eastAsia="Times New Roman" w:hAnsi="Times New Roman" w:cs="Times New Roman"/>
+          <w:color w:val="CCCCCC"/>
+          <w:sz w:val="21"/>
+          <w:szCs w:val="21"/>
+          <w:lang w:eastAsia="en-GB"/>
+        </w:rPr>
+        <w:t>.assertTrue</w:t>
+      </w:r>
+      <w:proofErr w:type="spellEnd"/>
+      <w:proofErr w:type="gramEnd"/>
+      <w:r>
+        <w:rPr>
+          <w:rFonts w:ascii="Times New Roman" w:eastAsia="Times New Roman" w:hAnsi="Times New Roman" w:cs="Times New Roman"/>
+          <w:color w:val="CCCCCC"/>
+          <w:sz w:val="21"/>
+          <w:szCs w:val="21"/>
+          <w:lang w:eastAsia="en-GB"/>
+        </w:rPr>
+        <w:t>(</w:t>
+      </w:r>
+      <w:proofErr w:type="gramStart"/>
+      <w:r>
+        <w:rPr>
+          <w:rFonts w:ascii="Times New Roman" w:eastAsia="Times New Roman" w:hAnsi="Times New Roman" w:cs="Times New Roman"/>
+          <w:color w:val="DCDCAA"/>
+          <w:sz w:val="21"/>
+          <w:szCs w:val="21"/>
+          <w:lang w:eastAsia="en-GB"/>
+        </w:rPr>
+        <w:t>any</w:t>
+      </w:r>
+      <w:r>
+        <w:rPr>
+          <w:rFonts w:ascii="Times New Roman" w:eastAsia="Times New Roman" w:hAnsi="Times New Roman" w:cs="Times New Roman"/>
+          <w:color w:val="CCCCCC"/>
+          <w:sz w:val="21"/>
+          <w:szCs w:val="21"/>
+          <w:lang w:eastAsia="en-GB"/>
+        </w:rPr>
+        <w:t>(</w:t>
+      </w:r>
+      <w:proofErr w:type="gramEnd"/>
+      <w:r>
+        <w:rPr>
+          <w:rFonts w:ascii="Times New Roman" w:eastAsia="Times New Roman" w:hAnsi="Times New Roman" w:cs="Times New Roman"/>
+          <w:color w:val="CE9178"/>
+          <w:sz w:val="21"/>
+          <w:szCs w:val="21"/>
+          <w:lang w:eastAsia="en-GB"/>
+        </w:rPr>
+        <w:t>'LHR'</w:t>
+      </w:r>
+      <w:r>
+        <w:rPr>
+          <w:rFonts w:ascii="Times New Roman" w:eastAsia="Times New Roman" w:hAnsi="Times New Roman" w:cs="Times New Roman"/>
+          <w:color w:val="CCCCCC"/>
+          <w:sz w:val="21"/>
+          <w:szCs w:val="21"/>
+          <w:lang w:eastAsia="en-GB"/>
+        </w:rPr>
+        <w:t xml:space="preserve"> </w:t>
+      </w:r>
+      <w:r>
+        <w:rPr>
+          <w:rFonts w:ascii="Times New Roman" w:eastAsia="Times New Roman" w:hAnsi="Times New Roman" w:cs="Times New Roman"/>
+          <w:color w:val="C586C0"/>
+          <w:sz w:val="21"/>
+          <w:szCs w:val="21"/>
+          <w:lang w:eastAsia="en-GB"/>
+        </w:rPr>
+        <w:t>in</w:t>
+      </w:r>
+      <w:r>
+        <w:rPr>
+          <w:rFonts w:ascii="Times New Roman" w:eastAsia="Times New Roman" w:hAnsi="Times New Roman" w:cs="Times New Roman"/>
+          <w:color w:val="CCCCCC"/>
+          <w:sz w:val="21"/>
+          <w:szCs w:val="21"/>
+          <w:lang w:eastAsia="en-GB"/>
+        </w:rPr>
+        <w:t xml:space="preserve"> s </w:t>
+      </w:r>
+      <w:r>
+        <w:rPr>
+          <w:rFonts w:ascii="Times New Roman" w:eastAsia="Times New Roman" w:hAnsi="Times New Roman" w:cs="Times New Roman"/>
+          <w:color w:val="C586C0"/>
+          <w:sz w:val="21"/>
+          <w:szCs w:val="21"/>
+          <w:lang w:eastAsia="en-GB"/>
+        </w:rPr>
+        <w:t>for</w:t>
+      </w:r>
+      <w:r>
+        <w:rPr>
+          <w:rFonts w:ascii="Times New Roman" w:eastAsia="Times New Roman" w:hAnsi="Times New Roman" w:cs="Times New Roman"/>
+          <w:color w:val="CCCCCC"/>
+          <w:sz w:val="21"/>
+          <w:szCs w:val="21"/>
+          <w:lang w:eastAsia="en-GB"/>
+        </w:rPr>
+        <w:t xml:space="preserve"> s </w:t>
+      </w:r>
+      <w:r>
+        <w:rPr>
+          <w:rFonts w:ascii="Times New Roman" w:eastAsia="Times New Roman" w:hAnsi="Times New Roman" w:cs="Times New Roman"/>
+          <w:color w:val="C586C0"/>
+          <w:sz w:val="21"/>
+          <w:szCs w:val="21"/>
+          <w:lang w:eastAsia="en-GB"/>
+        </w:rPr>
+        <w:t>in</w:t>
+      </w:r>
+      <w:r>
+        <w:rPr>
+          <w:rFonts w:ascii="Times New Roman" w:eastAsia="Times New Roman" w:hAnsi="Times New Roman" w:cs="Times New Roman"/>
+          <w:color w:val="CCCCCC"/>
+          <w:sz w:val="21"/>
+          <w:szCs w:val="21"/>
+          <w:lang w:eastAsia="en-GB"/>
+        </w:rPr>
+        <w:t xml:space="preserve"> data))</w:t>
+      </w:r>
+    </w:p>
+    <w:p>
+      <w:pPr>
+        <w:rPr>
+          <w:rFonts w:ascii="Times New Roman" w:hAnsi="Times New Roman" w:cs="Times New Roman"/>
+        </w:rPr>
+      </w:pPr>
+      <w:r>
+        <w:rPr>
+          <w:rFonts w:ascii="Times New Roman" w:hAnsi="Times New Roman" w:cs="Times New Roman"/>
+        </w:rPr>
+        <w:t xml:space="preserve">The code above gets the </w:t>
+      </w:r>
+      <w:proofErr w:type="spellStart"/>
+      <w:r>
+        <w:rPr>
+          <w:rFonts w:ascii="Times New Roman" w:hAnsi="Times New Roman" w:cs="Times New Roman"/>
+        </w:rPr>
+        <w:t>url</w:t>
+      </w:r>
+      <w:proofErr w:type="spellEnd"/>
+      <w:r>
+        <w:rPr>
+          <w:rFonts w:ascii="Times New Roman" w:hAnsi="Times New Roman" w:cs="Times New Roman"/>
+        </w:rPr>
+        <w:t xml:space="preserve"> for the autocomplete (as you start searching for the airport it brings up the options). It then simulates sending for the term “Lon”, checks the response and checks that at least one item in the list contains “LHR”. This confirms that London Heathrow has come back as an option.</w:t>
+      </w:r>
+    </w:p>
+    <w:p>
+      <w:pPr>
+        <w:shd w:val="clear" w:color="auto" w:fill="1F1F1F"/>
+        <w:spacing w:after="0" w:line="285" w:lineRule="atLeast"/>
+        <w:rPr>
+          <w:rFonts w:ascii="Times New Roman" w:eastAsia="Times New Roman" w:hAnsi="Times New Roman" w:cs="Times New Roman"/>
+          <w:color w:val="CCCCCC"/>
+          <w:sz w:val="21"/>
+          <w:szCs w:val="21"/>
+          <w:lang w:eastAsia="en-GB"/>
+        </w:rPr>
+      </w:pPr>
+      <w:r>
+        <w:rPr>
+          <w:rFonts w:ascii="Times New Roman" w:eastAsia="Times New Roman" w:hAnsi="Times New Roman" w:cs="Times New Roman"/>
+          <w:color w:val="569CD6"/>
+          <w:sz w:val="21"/>
+          <w:szCs w:val="21"/>
+          <w:lang w:eastAsia="en-GB"/>
+        </w:rPr>
+        <w:t>def</w:t>
+      </w:r>
+      <w:r>
+        <w:rPr>
+          <w:rFonts w:ascii="Times New Roman" w:eastAsia="Times New Roman" w:hAnsi="Times New Roman" w:cs="Times New Roman"/>
+          <w:color w:val="CCCCCC"/>
+          <w:sz w:val="21"/>
+          <w:szCs w:val="21"/>
+          <w:lang w:eastAsia="en-GB"/>
+        </w:rPr>
+        <w:t xml:space="preserve"> </w:t>
+      </w:r>
+      <w:proofErr w:type="spellStart"/>
+      <w:r>
+        <w:rPr>
+          <w:rFonts w:ascii="Times New Roman" w:eastAsia="Times New Roman" w:hAnsi="Times New Roman" w:cs="Times New Roman"/>
+          <w:color w:val="DCDCAA"/>
+          <w:sz w:val="21"/>
+          <w:szCs w:val="21"/>
+          <w:lang w:eastAsia="en-GB"/>
+        </w:rPr>
+        <w:t>test_autocomplete_no_term</w:t>
+      </w:r>
+      <w:proofErr w:type="spellEnd"/>
+      <w:r>
+        <w:rPr>
+          <w:rFonts w:ascii="Times New Roman" w:eastAsia="Times New Roman" w:hAnsi="Times New Roman" w:cs="Times New Roman"/>
+          <w:color w:val="CCCCCC"/>
+          <w:sz w:val="21"/>
+          <w:szCs w:val="21"/>
+          <w:lang w:eastAsia="en-GB"/>
+        </w:rPr>
+        <w:t>(</w:t>
+      </w:r>
+      <w:r>
+        <w:rPr>
+          <w:rFonts w:ascii="Times New Roman" w:eastAsia="Times New Roman" w:hAnsi="Times New Roman" w:cs="Times New Roman"/>
+          <w:color w:val="9CDCFE"/>
+          <w:sz w:val="21"/>
+          <w:szCs w:val="21"/>
+          <w:lang w:eastAsia="en-GB"/>
+        </w:rPr>
+        <w:t>self</w:t>
+      </w:r>
+      <w:r>
+        <w:rPr>
+          <w:rFonts w:ascii="Times New Roman" w:eastAsia="Times New Roman" w:hAnsi="Times New Roman" w:cs="Times New Roman"/>
+          <w:color w:val="CCCCCC"/>
+          <w:sz w:val="21"/>
+          <w:szCs w:val="21"/>
+          <w:lang w:eastAsia="en-GB"/>
+        </w:rPr>
+        <w:t>):</w:t>
+      </w:r>
+    </w:p>
+    <w:p>
+      <w:pPr>
+        <w:shd w:val="clear" w:color="auto" w:fill="1F1F1F"/>
+        <w:spacing w:after="0" w:line="285" w:lineRule="atLeast"/>
+        <w:rPr>
+          <w:rFonts w:ascii="Times New Roman" w:eastAsia="Times New Roman" w:hAnsi="Times New Roman" w:cs="Times New Roman"/>
+          <w:color w:val="CCCCCC"/>
+          <w:sz w:val="21"/>
+          <w:szCs w:val="21"/>
+          <w:lang w:eastAsia="en-GB"/>
+        </w:rPr>
+      </w:pPr>
+      <w:r>
+        <w:rPr>
+          <w:rFonts w:ascii="Times New Roman" w:eastAsia="Times New Roman" w:hAnsi="Times New Roman" w:cs="Times New Roman"/>
+          <w:color w:val="CCCCCC"/>
+          <w:sz w:val="21"/>
+          <w:szCs w:val="21"/>
+          <w:lang w:eastAsia="en-GB"/>
+        </w:rPr>
+        <w:t xml:space="preserve">        </w:t>
+      </w:r>
+      <w:proofErr w:type="spellStart"/>
+      <w:r>
+        <w:rPr>
+          <w:rFonts w:ascii="Times New Roman" w:eastAsia="Times New Roman" w:hAnsi="Times New Roman" w:cs="Times New Roman"/>
+          <w:color w:val="CCCCCC"/>
+          <w:sz w:val="21"/>
+          <w:szCs w:val="21"/>
+          <w:lang w:eastAsia="en-GB"/>
+        </w:rPr>
+        <w:t>url</w:t>
+      </w:r>
+      <w:proofErr w:type="spellEnd"/>
+      <w:r>
+        <w:rPr>
+          <w:rFonts w:ascii="Times New Roman" w:eastAsia="Times New Roman" w:hAnsi="Times New Roman" w:cs="Times New Roman"/>
+          <w:color w:val="CCCCCC"/>
+          <w:sz w:val="21"/>
+          <w:szCs w:val="21"/>
+          <w:lang w:eastAsia="en-GB"/>
+        </w:rPr>
+        <w:t xml:space="preserve"> </w:t>
+      </w:r>
+      <w:r>
+        <w:rPr>
+          <w:rFonts w:ascii="Times New Roman" w:eastAsia="Times New Roman" w:hAnsi="Times New Roman" w:cs="Times New Roman"/>
+          <w:color w:val="D4D4D4"/>
+          <w:sz w:val="21"/>
+          <w:szCs w:val="21"/>
+          <w:lang w:eastAsia="en-GB"/>
+        </w:rPr>
+        <w:t>=</w:t>
+      </w:r>
+      <w:r>
+        <w:rPr>
+          <w:rFonts w:ascii="Times New Roman" w:eastAsia="Times New Roman" w:hAnsi="Times New Roman" w:cs="Times New Roman"/>
+          <w:color w:val="CCCCCC"/>
+          <w:sz w:val="21"/>
+          <w:szCs w:val="21"/>
+          <w:lang w:eastAsia="en-GB"/>
+        </w:rPr>
+        <w:t xml:space="preserve"> reverse(</w:t>
+      </w:r>
+      <w:r>
+        <w:rPr>
+          <w:rFonts w:ascii="Times New Roman" w:eastAsia="Times New Roman" w:hAnsi="Times New Roman" w:cs="Times New Roman"/>
+          <w:color w:val="CE9178"/>
+          <w:sz w:val="21"/>
+          <w:szCs w:val="21"/>
+          <w:lang w:eastAsia="en-GB"/>
+        </w:rPr>
+        <w:t>'airport-autocomplete'</w:t>
+      </w:r>
+      <w:r>
+        <w:rPr>
+          <w:rFonts w:ascii="Times New Roman" w:eastAsia="Times New Roman" w:hAnsi="Times New Roman" w:cs="Times New Roman"/>
+          <w:color w:val="CCCCCC"/>
+          <w:sz w:val="21"/>
+          <w:szCs w:val="21"/>
+          <w:lang w:eastAsia="en-GB"/>
+        </w:rPr>
+        <w:t>)</w:t>
+      </w:r>
+    </w:p>
+    <w:p>
+      <w:pPr>
+        <w:shd w:val="clear" w:color="auto" w:fill="1F1F1F"/>
+        <w:spacing w:after="0" w:line="285" w:lineRule="atLeast"/>
+        <w:rPr>
+          <w:rFonts w:ascii="Times New Roman" w:eastAsia="Times New Roman" w:hAnsi="Times New Roman" w:cs="Times New Roman"/>
+          <w:color w:val="CCCCCC"/>
+          <w:sz w:val="21"/>
+          <w:szCs w:val="21"/>
+          <w:lang w:eastAsia="en-GB"/>
+        </w:rPr>
+      </w:pPr>
+      <w:r>
+        <w:rPr>
+          <w:rFonts w:ascii="Times New Roman" w:eastAsia="Times New Roman" w:hAnsi="Times New Roman" w:cs="Times New Roman"/>
+          <w:color w:val="CCCCCC"/>
+          <w:sz w:val="21"/>
+          <w:szCs w:val="21"/>
+          <w:lang w:eastAsia="en-GB"/>
+        </w:rPr>
+        <w:t xml:space="preserve">        response </w:t>
+      </w:r>
+      <w:r>
+        <w:rPr>
+          <w:rFonts w:ascii="Times New Roman" w:eastAsia="Times New Roman" w:hAnsi="Times New Roman" w:cs="Times New Roman"/>
+          <w:color w:val="D4D4D4"/>
+          <w:sz w:val="21"/>
+          <w:szCs w:val="21"/>
+          <w:lang w:eastAsia="en-GB"/>
+        </w:rPr>
+        <w:t>=</w:t>
+      </w:r>
+      <w:r>
+        <w:rPr>
+          <w:rFonts w:ascii="Times New Roman" w:eastAsia="Times New Roman" w:hAnsi="Times New Roman" w:cs="Times New Roman"/>
+          <w:color w:val="CCCCCC"/>
+          <w:sz w:val="21"/>
+          <w:szCs w:val="21"/>
+          <w:lang w:eastAsia="en-GB"/>
+        </w:rPr>
+        <w:t xml:space="preserve"> </w:t>
+      </w:r>
+      <w:proofErr w:type="spellStart"/>
+      <w:r>
+        <w:rPr>
+          <w:rFonts w:ascii="Times New Roman" w:eastAsia="Times New Roman" w:hAnsi="Times New Roman" w:cs="Times New Roman"/>
+          <w:color w:val="569CD6"/>
+          <w:sz w:val="21"/>
+          <w:szCs w:val="21"/>
+          <w:lang w:eastAsia="en-GB"/>
+        </w:rPr>
+        <w:t>self</w:t>
+      </w:r>
+      <w:r>
+        <w:rPr>
+          <w:rFonts w:ascii="Times New Roman" w:eastAsia="Times New Roman" w:hAnsi="Times New Roman" w:cs="Times New Roman"/>
+          <w:color w:val="CCCCCC"/>
+          <w:sz w:val="21"/>
+          <w:szCs w:val="21"/>
+          <w:lang w:eastAsia="en-GB"/>
+        </w:rPr>
+        <w:t>.client.get</w:t>
+      </w:r>
+      <w:proofErr w:type="spellEnd"/>
+      <w:r>
+        <w:rPr>
+          <w:rFonts w:ascii="Times New Roman" w:eastAsia="Times New Roman" w:hAnsi="Times New Roman" w:cs="Times New Roman"/>
+          <w:color w:val="CCCCCC"/>
+          <w:sz w:val="21"/>
+          <w:szCs w:val="21"/>
+          <w:lang w:eastAsia="en-GB"/>
+        </w:rPr>
+        <w:t>(</w:t>
+      </w:r>
+      <w:proofErr w:type="spellStart"/>
+      <w:r>
+        <w:rPr>
+          <w:rFonts w:ascii="Times New Roman" w:eastAsia="Times New Roman" w:hAnsi="Times New Roman" w:cs="Times New Roman"/>
+          <w:color w:val="CCCCCC"/>
+          <w:sz w:val="21"/>
+          <w:szCs w:val="21"/>
+          <w:lang w:eastAsia="en-GB"/>
+        </w:rPr>
+        <w:t>url</w:t>
+      </w:r>
+      <w:proofErr w:type="spellEnd"/>
+      <w:r>
+        <w:rPr>
+          <w:rFonts w:ascii="Times New Roman" w:eastAsia="Times New Roman" w:hAnsi="Times New Roman" w:cs="Times New Roman"/>
+          <w:color w:val="CCCCCC"/>
+          <w:sz w:val="21"/>
+          <w:szCs w:val="21"/>
+          <w:lang w:eastAsia="en-GB"/>
+        </w:rPr>
+        <w:t>)</w:t>
+      </w:r>
+    </w:p>
+    <w:p>
+      <w:pPr>
+        <w:shd w:val="clear" w:color="auto" w:fill="1F1F1F"/>
+        <w:spacing w:after="0" w:line="285" w:lineRule="atLeast"/>
+        <w:rPr>
+          <w:rFonts w:ascii="Times New Roman" w:eastAsia="Times New Roman" w:hAnsi="Times New Roman" w:cs="Times New Roman"/>
+          <w:color w:val="CCCCCC"/>
+          <w:sz w:val="21"/>
+          <w:szCs w:val="21"/>
+          <w:lang w:eastAsia="en-GB"/>
+        </w:rPr>
+      </w:pPr>
+      <w:r>
+        <w:rPr>
+          <w:rFonts w:ascii="Times New Roman" w:eastAsia="Times New Roman" w:hAnsi="Times New Roman" w:cs="Times New Roman"/>
+          <w:color w:val="CCCCCC"/>
+          <w:sz w:val="21"/>
+          <w:szCs w:val="21"/>
+          <w:lang w:eastAsia="en-GB"/>
+        </w:rPr>
+        <w:t xml:space="preserve">        </w:t>
+      </w:r>
+      <w:proofErr w:type="spellStart"/>
+      <w:proofErr w:type="gramStart"/>
+      <w:r>
+        <w:rPr>
+          <w:rFonts w:ascii="Times New Roman" w:eastAsia="Times New Roman" w:hAnsi="Times New Roman" w:cs="Times New Roman"/>
+          <w:color w:val="569CD6"/>
+          <w:sz w:val="21"/>
+          <w:szCs w:val="21"/>
+          <w:lang w:eastAsia="en-GB"/>
+        </w:rPr>
+        <w:t>self</w:t>
+      </w:r>
+      <w:r>
+        <w:rPr>
+          <w:rFonts w:ascii="Times New Roman" w:eastAsia="Times New Roman" w:hAnsi="Times New Roman" w:cs="Times New Roman"/>
+          <w:color w:val="CCCCCC"/>
+          <w:sz w:val="21"/>
+          <w:szCs w:val="21"/>
+          <w:lang w:eastAsia="en-GB"/>
+        </w:rPr>
+        <w:t>.assertEqual</w:t>
+      </w:r>
+      <w:proofErr w:type="spellEnd"/>
+      <w:proofErr w:type="gramEnd"/>
+      <w:r>
+        <w:rPr>
+          <w:rFonts w:ascii="Times New Roman" w:eastAsia="Times New Roman" w:hAnsi="Times New Roman" w:cs="Times New Roman"/>
+          <w:color w:val="CCCCCC"/>
+          <w:sz w:val="21"/>
+          <w:szCs w:val="21"/>
+          <w:lang w:eastAsia="en-GB"/>
+        </w:rPr>
+        <w:t>(</w:t>
+      </w:r>
+      <w:proofErr w:type="spellStart"/>
+      <w:proofErr w:type="gramStart"/>
+      <w:r>
+        <w:rPr>
+          <w:rFonts w:ascii="Times New Roman" w:eastAsia="Times New Roman" w:hAnsi="Times New Roman" w:cs="Times New Roman"/>
+          <w:color w:val="CCCCCC"/>
+          <w:sz w:val="21"/>
+          <w:szCs w:val="21"/>
+          <w:lang w:eastAsia="en-GB"/>
+        </w:rPr>
+        <w:t>response.status</w:t>
+      </w:r>
+      <w:proofErr w:type="gramEnd"/>
+      <w:r>
+        <w:rPr>
+          <w:rFonts w:ascii="Times New Roman" w:eastAsia="Times New Roman" w:hAnsi="Times New Roman" w:cs="Times New Roman"/>
+          <w:color w:val="CCCCCC"/>
+          <w:sz w:val="21"/>
+          <w:szCs w:val="21"/>
+          <w:lang w:eastAsia="en-GB"/>
+        </w:rPr>
+        <w:t>_code</w:t>
+      </w:r>
+      <w:proofErr w:type="spellEnd"/>
+      <w:r>
+        <w:rPr>
+          <w:rFonts w:ascii="Times New Roman" w:eastAsia="Times New Roman" w:hAnsi="Times New Roman" w:cs="Times New Roman"/>
+          <w:color w:val="CCCCCC"/>
+          <w:sz w:val="21"/>
+          <w:szCs w:val="21"/>
+          <w:lang w:eastAsia="en-GB"/>
+        </w:rPr>
+        <w:t xml:space="preserve">, </w:t>
+      </w:r>
+      <w:r>
+        <w:rPr>
+          <w:rFonts w:ascii="Times New Roman" w:eastAsia="Times New Roman" w:hAnsi="Times New Roman" w:cs="Times New Roman"/>
+          <w:color w:val="B5CEA8"/>
+          <w:sz w:val="21"/>
+          <w:szCs w:val="21"/>
+          <w:lang w:eastAsia="en-GB"/>
+        </w:rPr>
+        <w:t>200</w:t>
+      </w:r>
+      <w:r>
+        <w:rPr>
+          <w:rFonts w:ascii="Times New Roman" w:eastAsia="Times New Roman" w:hAnsi="Times New Roman" w:cs="Times New Roman"/>
+          <w:color w:val="CCCCCC"/>
+          <w:sz w:val="21"/>
+          <w:szCs w:val="21"/>
+          <w:lang w:eastAsia="en-GB"/>
+        </w:rPr>
+        <w:t>)</w:t>
+      </w:r>
+    </w:p>
+    <w:p>
+      <w:pPr>
+        <w:shd w:val="clear" w:color="auto" w:fill="1F1F1F"/>
+        <w:spacing w:after="0" w:line="285" w:lineRule="atLeast"/>
+        <w:rPr>
+          <w:rFonts w:ascii="Times New Roman" w:eastAsia="Times New Roman" w:hAnsi="Times New Roman" w:cs="Times New Roman"/>
+          <w:color w:val="CCCCCC"/>
+          <w:sz w:val="21"/>
+          <w:szCs w:val="21"/>
+          <w:lang w:eastAsia="en-GB"/>
+        </w:rPr>
+      </w:pPr>
+      <w:r>
+        <w:rPr>
+          <w:rFonts w:ascii="Times New Roman" w:eastAsia="Times New Roman" w:hAnsi="Times New Roman" w:cs="Times New Roman"/>
+          <w:color w:val="CCCCCC"/>
+          <w:sz w:val="21"/>
+          <w:szCs w:val="21"/>
+          <w:lang w:eastAsia="en-GB"/>
+        </w:rPr>
+        <w:t xml:space="preserve">        </w:t>
+      </w:r>
+      <w:proofErr w:type="spellStart"/>
+      <w:proofErr w:type="gramStart"/>
+      <w:r>
+        <w:rPr>
+          <w:rFonts w:ascii="Times New Roman" w:eastAsia="Times New Roman" w:hAnsi="Times New Roman" w:cs="Times New Roman"/>
+          <w:color w:val="569CD6"/>
+          <w:sz w:val="21"/>
+          <w:szCs w:val="21"/>
+          <w:lang w:eastAsia="en-GB"/>
+        </w:rPr>
+        <w:t>self</w:t>
+      </w:r>
+      <w:r>
+        <w:rPr>
+          <w:rFonts w:ascii="Times New Roman" w:eastAsia="Times New Roman" w:hAnsi="Times New Roman" w:cs="Times New Roman"/>
+          <w:color w:val="CCCCCC"/>
+          <w:sz w:val="21"/>
+          <w:szCs w:val="21"/>
+          <w:lang w:eastAsia="en-GB"/>
+        </w:rPr>
+        <w:t>.assertEqual</w:t>
+      </w:r>
+      <w:proofErr w:type="spellEnd"/>
+      <w:proofErr w:type="gramEnd"/>
+      <w:r>
+        <w:rPr>
+          <w:rFonts w:ascii="Times New Roman" w:eastAsia="Times New Roman" w:hAnsi="Times New Roman" w:cs="Times New Roman"/>
+          <w:color w:val="CCCCCC"/>
+          <w:sz w:val="21"/>
+          <w:szCs w:val="21"/>
+          <w:lang w:eastAsia="en-GB"/>
+        </w:rPr>
+        <w:t>(</w:t>
+      </w:r>
+      <w:proofErr w:type="spellStart"/>
+      <w:proofErr w:type="gramStart"/>
+      <w:r>
+        <w:rPr>
+          <w:rFonts w:ascii="Times New Roman" w:eastAsia="Times New Roman" w:hAnsi="Times New Roman" w:cs="Times New Roman"/>
+          <w:color w:val="CCCCCC"/>
+          <w:sz w:val="21"/>
+          <w:szCs w:val="21"/>
+          <w:lang w:eastAsia="en-GB"/>
+        </w:rPr>
+        <w:t>response.json</w:t>
+      </w:r>
+      <w:proofErr w:type="spellEnd"/>
+      <w:proofErr w:type="gramEnd"/>
+      <w:r>
+        <w:rPr>
+          <w:rFonts w:ascii="Times New Roman" w:eastAsia="Times New Roman" w:hAnsi="Times New Roman" w:cs="Times New Roman"/>
+          <w:color w:val="CCCCCC"/>
+          <w:sz w:val="21"/>
+          <w:szCs w:val="21"/>
+          <w:lang w:eastAsia="en-GB"/>
+        </w:rPr>
+        <w:t>(), [])</w:t>
+      </w:r>
+    </w:p>
+    <w:p>
+      <w:pPr>
+        <w:rPr>
+          <w:rFonts w:ascii="Times New Roman" w:hAnsi="Times New Roman" w:cs="Times New Roman"/>
+        </w:rPr>
+      </w:pPr>
+      <w:r>
+        <w:rPr>
+          <w:rFonts w:ascii="Times New Roman" w:hAnsi="Times New Roman" w:cs="Times New Roman"/>
+        </w:rPr>
+        <w:t>A similar test is shown here to make sure that if the user hasn’t typed anything, the system does not return an option.</w:t>
+      </w:r>
+    </w:p>
+    <w:p>
+      <w:pPr>
+        <w:pStyle w:val="Heading2"/>
+        <w:rPr>
+          <w:rFonts w:ascii="Times New Roman" w:hAnsi="Times New Roman" w:cs="Times New Roman"/>
+        </w:rPr>
+      </w:pPr>
+      <w:bookmarkStart w:id="2" w:name="_Toc225435961"/>
+      <w:r>
+        <w:rPr>
+          <w:rFonts w:ascii="Times New Roman" w:hAnsi="Times New Roman" w:cs="Times New Roman"/>
+        </w:rPr>
+        <w:lastRenderedPageBreak/>
+        <w:t>Results</w:t>
+      </w:r>
+      <w:bookmarkEnd w:id="2"/>
+    </w:p>
+    <w:p>
+      <w:pPr>
+        <w:rPr>
+          <w:rFonts w:ascii="Times New Roman" w:hAnsi="Times New Roman" w:cs="Times New Roman"/>
+        </w:rPr>
+      </w:pPr>
+      <w:r>
+        <w:rPr>
+          <w:rFonts w:ascii="Times New Roman" w:hAnsi="Times New Roman" w:cs="Times New Roman"/>
+          <w:noProof/>
+        </w:rPr>
+        <w:drawing>
+          <wp:inline distT="0" distB="0" distL="0" distR="0" wp14:anchorId="5E322CDF" wp14:editId="0902E653">
+            <wp:extent cx="5731510" cy="1316355"/>
+            <wp:effectExtent l="0" t="0" r="2540" b="0"/>
+            <wp:docPr id="1233003743" name="Picture 1"/>
+            <wp:cNvGraphicFramePr>
+              <a:graphicFrameLocks xmlns:a="http://schemas.openxmlformats.org/drawingml/2006/main" noChangeAspect="1"/>
+            </wp:cNvGraphicFramePr>
+            <a:graphic xmlns:a="http://schemas.openxmlformats.org/drawingml/2006/main">
+              <a:graphicData uri="http://schemas.openxmlformats.org/drawingml/2006/picture">
+                <pic:pic xmlns:pic="http://schemas.openxmlformats.org/drawingml/2006/picture">
+                  <pic:nvPicPr>
+                    <pic:cNvPr id="1233003743" name=""/>
+                    <pic:cNvPicPr/>
+                  </pic:nvPicPr>
+                  <pic:blipFill>
+                    <a:blip r:embed="rId5"/>
+                    <a:stretch>
+                      <a:fillRect/>
+                    </a:stretch>
+                  </pic:blipFill>
+                  <pic:spPr>
+                    <a:xfrm>
+                      <a:off x="0" y="0"/>
+                      <a:ext cx="5731510" cy="1316355"/>
+                    </a:xfrm>
+                    <a:prstGeom prst="rect">
+                      <a:avLst/>
+                    </a:prstGeom>
+                  </pic:spPr>
+                </pic:pic>
+              </a:graphicData>
+            </a:graphic>
+          </wp:inline>
+        </w:drawing>
+      </w:r>
+    </w:p>
+    <w:p>
+      <w:pPr>
+        <w:pStyle w:val="Heading1"/>
+        <w:rPr>
+          <w:rFonts w:ascii="Times New Roman" w:hAnsi="Times New Roman" w:cs="Times New Roman"/>
+        </w:rPr>
+      </w:pPr>
+      <w:bookmarkStart w:id="3" w:name="_Toc225435962"/>
+      <w:r>
+        <w:rPr>
+          <w:rFonts w:ascii="Times New Roman" w:hAnsi="Times New Roman" w:cs="Times New Roman"/>
+        </w:rPr>
+        <w:t>URL</w:t>
+      </w:r>
+      <w:bookmarkEnd w:id="3"/>
+      <w:r>
+        <w:rPr>
+          <w:rFonts w:ascii="Times New Roman" w:hAnsi="Times New Roman" w:cs="Times New Roman"/>
+        </w:rPr>
+        <w:t xml:space="preserve"> </w:t>
+      </w:r>
+    </w:p>
+    <w:p>
+      <w:pPr>
+        <w:rPr>
+          <w:rFonts w:ascii="Times New Roman" w:hAnsi="Times New Roman" w:cs="Times New Roman"/>
+        </w:rPr>
+      </w:pPr>
+      <w:hyperlink r:id="rId6" w:history="1">
+        <w:r>
+          <w:rPr>
+            <w:rStyle w:val="Hyperlink"/>
+            <w:rFonts w:ascii="Times New Roman" w:hAnsi="Times New Roman" w:cs="Times New Roman"/>
+          </w:rPr>
+          <w:t>https://airdbuk.onrender.com/</w:t>
+        </w:r>
+      </w:hyperlink>
+    </w:p>
+    <w:p>
+      <w:pPr>
+        <w:pStyle w:val="Heading1"/>
+        <w:rPr>
+          <w:rFonts w:ascii="Times New Roman" w:hAnsi="Times New Roman" w:cs="Times New Roman"/>
+        </w:rPr>
+      </w:pPr>
+      <w:bookmarkStart w:id="4" w:name="_Toc225435963"/>
+      <w:proofErr w:type="spellStart"/>
+      <w:r>
+        <w:rPr>
+          <w:rFonts w:ascii="Times New Roman" w:hAnsi="Times New Roman" w:cs="Times New Roman"/>
+        </w:rPr>
+        <w:t>SuperUser</w:t>
+      </w:r>
+      <w:proofErr w:type="spellEnd"/>
+      <w:r>
+        <w:rPr>
+          <w:rFonts w:ascii="Times New Roman" w:hAnsi="Times New Roman" w:cs="Times New Roman"/>
+        </w:rPr>
+        <w:t xml:space="preserve"> + User</w:t>
+      </w:r>
+      <w:bookmarkEnd w:id="4"/>
+    </w:p>
+    <w:p>
+      <w:pPr>
+        <w:rPr>
+          <w:rFonts w:ascii="Times New Roman" w:hAnsi="Times New Roman" w:cs="Times New Roman"/>
+        </w:rPr>
+      </w:pPr>
+      <w:proofErr w:type="spellStart"/>
+      <w:r>
+        <w:rPr>
+          <w:rFonts w:ascii="Times New Roman" w:hAnsi="Times New Roman" w:cs="Times New Roman"/>
+        </w:rPr>
+        <w:t>SuperUser</w:t>
+      </w:r>
+      <w:proofErr w:type="spellEnd"/>
+      <w:r>
+        <w:rPr>
+          <w:rFonts w:ascii="Times New Roman" w:hAnsi="Times New Roman" w:cs="Times New Roman"/>
+        </w:rPr>
+        <w:t xml:space="preserve"> username: Callum</w:t>
+      </w:r>
+    </w:p>
+    <w:p>
+      <w:pPr>
+        <w:rPr>
+          <w:rFonts w:ascii="Times New Roman" w:hAnsi="Times New Roman" w:cs="Times New Roman"/>
+        </w:rPr>
+      </w:pPr>
+      <w:proofErr w:type="spellStart"/>
+      <w:r>
+        <w:rPr>
+          <w:rFonts w:ascii="Times New Roman" w:hAnsi="Times New Roman" w:cs="Times New Roman"/>
+        </w:rPr>
+        <w:t>SuperUser</w:t>
+      </w:r>
+      <w:proofErr w:type="spellEnd"/>
+      <w:r>
+        <w:rPr>
+          <w:rFonts w:ascii="Times New Roman" w:hAnsi="Times New Roman" w:cs="Times New Roman"/>
+        </w:rPr>
+        <w:t xml:space="preserve"> password: Suffolk@4204</w:t>
+      </w:r>
+    </w:p>
+    <w:p>
+      <w:pPr>
+        <w:rPr>
+          <w:rFonts w:ascii="Times New Roman" w:hAnsi="Times New Roman" w:cs="Times New Roman"/>
+        </w:rPr>
+      </w:pPr>
+    </w:p>
+    <w:p>
+      <w:pPr>
+        <w:rPr>
+          <w:rFonts w:ascii="Times New Roman" w:hAnsi="Times New Roman" w:cs="Times New Roman"/>
+        </w:rPr>
+      </w:pPr>
+      <w:r>
+        <w:rPr>
+          <w:rFonts w:ascii="Times New Roman" w:hAnsi="Times New Roman" w:cs="Times New Roman"/>
+        </w:rPr>
+        <w:t>User username: Tester</w:t>
+      </w:r>
+      <w:r>
+        <w:rPr>
+          <w:rFonts w:ascii="Times New Roman" w:hAnsi="Times New Roman" w:cs="Times New Roman"/>
+        </w:rPr>
+        <w:t>5</w:t>
+      </w:r>
+    </w:p>
+    <w:p>
+      <w:pPr>
+        <w:rPr>
+          <w:rFonts w:ascii="Times New Roman" w:hAnsi="Times New Roman" w:cs="Times New Roman"/>
+        </w:rPr>
+      </w:pPr>
+      <w:r>
+        <w:rPr>
+          <w:rFonts w:ascii="Times New Roman" w:hAnsi="Times New Roman" w:cs="Times New Roman"/>
+        </w:rPr>
+        <w:t xml:space="preserve">User username: </w:t>
+      </w:r>
+      <w:r>
+        <w:rPr>
+          <w:rFonts w:ascii="Times New Roman" w:hAnsi="Times New Roman" w:cs="Times New Roman"/>
+        </w:rPr>
+        <w:t>Coder</w:t>
+      </w:r>
+      <w:r>
+        <w:rPr>
+          <w:rFonts w:ascii="Times New Roman" w:hAnsi="Times New Roman" w:cs="Times New Roman"/>
+        </w:rPr>
+        <w:t>@123</w:t>
+      </w:r>
+    </w:p>
+    <w:p>
+      <w:pPr>
+        <w:pStyle w:val="Heading1"/>
+        <w:rPr>
+          <w:rFonts w:ascii="Times New Roman" w:hAnsi="Times New Roman" w:cs="Times New Roman"/>
+        </w:rPr>
+      </w:pPr>
+      <w:bookmarkStart w:id="5" w:name="_Toc225435964"/>
+      <w:r>
+        <w:rPr>
+          <w:rFonts w:ascii="Times New Roman" w:hAnsi="Times New Roman" w:cs="Times New Roman"/>
+        </w:rPr>
+        <w:t>Test plan</w:t>
+      </w:r>
+      <w:bookmarkEnd w:id="5"/>
+    </w:p>
+    <w:p>
+      <w:pPr>
+        <w:rPr>
+          <w:rFonts w:ascii="Times New Roman" w:hAnsi="Times New Roman" w:cs="Times New Roman"/>
+        </w:rPr>
+      </w:pPr>
+      <w:r>
+        <w:rPr>
+          <w:rFonts w:ascii="Times New Roman" w:hAnsi="Times New Roman" w:cs="Times New Roman"/>
+        </w:rPr>
+        <w:t xml:space="preserve">The developer (me) ran the </w:t>
+      </w:r>
+      <w:proofErr w:type="gramStart"/>
+      <w:r>
+        <w:rPr>
+          <w:rFonts w:ascii="Times New Roman" w:hAnsi="Times New Roman" w:cs="Times New Roman"/>
+        </w:rPr>
+        <w:t>test</w:t>
+      </w:r>
+      <w:proofErr w:type="gramEnd"/>
+      <w:r>
+        <w:rPr>
+          <w:rFonts w:ascii="Times New Roman" w:hAnsi="Times New Roman" w:cs="Times New Roman"/>
+        </w:rPr>
+        <w:t xml:space="preserve"> and the results came back good. No errors were found and the tests ran </w:t>
+      </w:r>
+      <w:r>
+        <w:rPr>
+          <w:rFonts w:ascii="Times New Roman" w:hAnsi="Times New Roman" w:cs="Times New Roman"/>
+        </w:rPr>
+        <w:t>quickly</w:t>
+      </w:r>
+      <w:r>
+        <w:rPr>
+          <w:rFonts w:ascii="Times New Roman" w:hAnsi="Times New Roman" w:cs="Times New Roman"/>
+        </w:rPr>
+        <w:t xml:space="preserve">. </w:t>
+      </w:r>
+    </w:p>
     <w:sectPr>
       <w:pgSz w:w="11906" w:h="16838"/>
       <w:pgMar w:top="1440" w:right="1440" w:bottom="1440" w:left="1440" w:header="720" w:footer="720" w:gutter="0"/>
@@ -13,12 +2948,250 @@
 </w:document>
 </file>
 
+<file path=word/numbering.xml><?xml version="1.0" encoding="utf-8"?>
+<w:numbering xmlns:wpc="http://schemas.microsoft.com/office/word/2010/wordprocessingCanvas" xmlns:cx="http://schemas.microsoft.com/office/drawing/2014/chartex" xmlns:cx1="http://schemas.microsoft.com/office/drawing/2015/9/8/chartex" xmlns:cx2="http://schemas.microsoft.com/office/drawing/2015/10/21/chartex" xmlns:cx3="http://schemas.microsoft.com/office/drawing/2016/5/9/chartex" xmlns:cx4="http://schemas.microsoft.com/office/drawing/2016/5/10/chartex" xmlns:cx5="http://schemas.microsoft.com/office/drawing/2016/5/11/chartex" xmlns:cx6="http://schemas.microsoft.com/office/drawing/2016/5/12/chartex" xmlns:cx7="http://schemas.microsoft.com/office/drawing/2016/5/13/chartex" xmlns:cx8="http://schemas.microsoft.com/office/drawing/2016/5/14/chartex" xmlns:mc="http://schemas.openxmlformats.org/markup-compatibility/2006" xmlns:aink="http://schemas.microsoft.com/office/drawing/2016/ink" xmlns:am3d="http://schemas.microsoft.com/office/drawing/2017/model3d" xmlns:o="urn:schemas-microsoft-com:office:office" xmlns:oel="http://schemas.microsoft.com/office/2019/extlst" xmlns:r="http://schemas.openxmlformats.org/officeDocument/2006/relationships" xmlns:m="http://schemas.openxmlformats.org/officeDocument/2006/math" xmlns:v="urn:schemas-microsoft-com:vml" xmlns:wp14="http://schemas.microsoft.com/office/word/2010/wordprocessingDrawing" xmlns:wp="http://schemas.openxmlformats.org/drawingml/2006/wordprocessingDrawing" xmlns:w10="urn:schemas-microsoft-com:office:word" xmlns:w="http://schemas.openxmlformats.org/wordprocessingml/2006/main" xmlns:w14="http://schemas.microsoft.com/office/word/2010/wordml" xmlns:w15="http://schemas.microsoft.com/office/word/2012/wordml" xmlns:w16cex="http://schemas.microsoft.com/office/word/2018/wordml/cex" xmlns:w16cid="http://schemas.microsoft.com/office/word/2016/wordml/cid" xmlns:w16="http://schemas.microsoft.com/office/word/2018/wordml" xmlns:w16du="http://schemas.microsoft.com/office/word/2023/wordml/word16du" xmlns:w16sdtdh="http://schemas.microsoft.com/office/word/2020/wordml/sdtdatahash" xmlns:w16sdtfl="http://schemas.microsoft.com/office/word/2024/wordml/sdtformatlock" xmlns:w16se="http://schemas.microsoft.com/office/word/2015/wordml/symex" xmlns:wpg="http://schemas.microsoft.com/office/word/2010/wordprocessingGroup" xmlns:wpi="http://schemas.microsoft.com/office/word/2010/wordprocessingInk" xmlns:wne="http://schemas.microsoft.com/office/word/2006/wordml" xmlns:wps="http://schemas.microsoft.com/office/word/2010/wordprocessingShape" mc:Ignorable="w14 w15 w16se w16cid w16 w16cex w16sdtdh w16sdtfl w16du wp14">
+  <w:abstractNum w:abstractNumId="0" w15:restartNumberingAfterBreak="0">
+    <w:nsid w:val="6C0E3344"/>
+    <w:multiLevelType w:val="hybridMultilevel"/>
+    <w:tmpl w:val="FED4B1AE"/>
+    <w:lvl w:ilvl="0" w:tplc="1FE4AFF6">
+      <w:numFmt w:val="bullet"/>
+      <w:lvlText w:val=""/>
+      <w:lvlJc w:val="left"/>
+      <w:pPr>
+        <w:ind w:left="720" w:hanging="360"/>
+      </w:pPr>
+      <w:rPr>
+        <w:rFonts w:ascii="Symbol" w:eastAsiaTheme="minorEastAsia" w:hAnsi="Symbol" w:cstheme="minorBidi" w:hint="default"/>
+      </w:rPr>
+    </w:lvl>
+    <w:lvl w:ilvl="1" w:tplc="08090003" w:tentative="1">
+      <w:start w:val="1"/>
+      <w:numFmt w:val="bullet"/>
+      <w:lvlText w:val="o"/>
+      <w:lvlJc w:val="left"/>
+      <w:pPr>
+        <w:ind w:left="1440" w:hanging="360"/>
+      </w:pPr>
+      <w:rPr>
+        <w:rFonts w:ascii="Courier New" w:hAnsi="Courier New" w:cs="Courier New" w:hint="default"/>
+      </w:rPr>
+    </w:lvl>
+    <w:lvl w:ilvl="2" w:tplc="08090005" w:tentative="1">
+      <w:start w:val="1"/>
+      <w:numFmt w:val="bullet"/>
+      <w:lvlText w:val=""/>
+      <w:lvlJc w:val="left"/>
+      <w:pPr>
+        <w:ind w:left="2160" w:hanging="360"/>
+      </w:pPr>
+      <w:rPr>
+        <w:rFonts w:ascii="Wingdings" w:hAnsi="Wingdings" w:hint="default"/>
+      </w:rPr>
+    </w:lvl>
+    <w:lvl w:ilvl="3" w:tplc="08090001" w:tentative="1">
+      <w:start w:val="1"/>
+      <w:numFmt w:val="bullet"/>
+      <w:lvlText w:val=""/>
+      <w:lvlJc w:val="left"/>
+      <w:pPr>
+        <w:ind w:left="2880" w:hanging="360"/>
+      </w:pPr>
+      <w:rPr>
+        <w:rFonts w:ascii="Symbol" w:hAnsi="Symbol" w:hint="default"/>
+      </w:rPr>
+    </w:lvl>
+    <w:lvl w:ilvl="4" w:tplc="08090003" w:tentative="1">
+      <w:start w:val="1"/>
+      <w:numFmt w:val="bullet"/>
+      <w:lvlText w:val="o"/>
+      <w:lvlJc w:val="left"/>
+      <w:pPr>
+        <w:ind w:left="3600" w:hanging="360"/>
+      </w:pPr>
+      <w:rPr>
+        <w:rFonts w:ascii="Courier New" w:hAnsi="Courier New" w:cs="Courier New" w:hint="default"/>
+      </w:rPr>
+    </w:lvl>
+    <w:lvl w:ilvl="5" w:tplc="08090005" w:tentative="1">
+      <w:start w:val="1"/>
+      <w:numFmt w:val="bullet"/>
+      <w:lvlText w:val=""/>
+      <w:lvlJc w:val="left"/>
+      <w:pPr>
+        <w:ind w:left="4320" w:hanging="360"/>
+      </w:pPr>
+      <w:rPr>
+        <w:rFonts w:ascii="Wingdings" w:hAnsi="Wingdings" w:hint="default"/>
+      </w:rPr>
+    </w:lvl>
+    <w:lvl w:ilvl="6" w:tplc="08090001" w:tentative="1">
+      <w:start w:val="1"/>
+      <w:numFmt w:val="bullet"/>
+      <w:lvlText w:val=""/>
+      <w:lvlJc w:val="left"/>
+      <w:pPr>
+        <w:ind w:left="5040" w:hanging="360"/>
+      </w:pPr>
+      <w:rPr>
+        <w:rFonts w:ascii="Symbol" w:hAnsi="Symbol" w:hint="default"/>
+      </w:rPr>
+    </w:lvl>
+    <w:lvl w:ilvl="7" w:tplc="08090003" w:tentative="1">
+      <w:start w:val="1"/>
+      <w:numFmt w:val="bullet"/>
+      <w:lvlText w:val="o"/>
+      <w:lvlJc w:val="left"/>
+      <w:pPr>
+        <w:ind w:left="5760" w:hanging="360"/>
+      </w:pPr>
+      <w:rPr>
+        <w:rFonts w:ascii="Courier New" w:hAnsi="Courier New" w:cs="Courier New" w:hint="default"/>
+      </w:rPr>
+    </w:lvl>
+    <w:lvl w:ilvl="8" w:tplc="08090005" w:tentative="1">
+      <w:start w:val="1"/>
+      <w:numFmt w:val="bullet"/>
+      <w:lvlText w:val=""/>
+      <w:lvlJc w:val="left"/>
+      <w:pPr>
+        <w:ind w:left="6480" w:hanging="360"/>
+      </w:pPr>
+      <w:rPr>
+        <w:rFonts w:ascii="Wingdings" w:hAnsi="Wingdings" w:hint="default"/>
+      </w:rPr>
+    </w:lvl>
+  </w:abstractNum>
+  <w:abstractNum w:abstractNumId="1" w15:restartNumberingAfterBreak="0">
+    <w:nsid w:val="7BAB2152"/>
+    <w:multiLevelType w:val="multilevel"/>
+    <w:tmpl w:val="15105A54"/>
+    <w:lvl w:ilvl="0">
+      <w:start w:val="1"/>
+      <w:numFmt w:val="decimal"/>
+      <w:pStyle w:val="Heading1"/>
+      <w:lvlText w:val="%1"/>
+      <w:lvlJc w:val="left"/>
+      <w:pPr>
+        <w:ind w:left="360" w:hanging="360"/>
+      </w:pPr>
+      <w:rPr>
+        <w:rFonts w:hint="default"/>
+      </w:rPr>
+    </w:lvl>
+    <w:lvl w:ilvl="1">
+      <w:start w:val="1"/>
+      <w:numFmt w:val="decimal"/>
+      <w:pStyle w:val="Heading2"/>
+      <w:lvlText w:val="%1.%2"/>
+      <w:lvlJc w:val="left"/>
+      <w:pPr>
+        <w:ind w:left="720" w:hanging="360"/>
+      </w:pPr>
+      <w:rPr>
+        <w:rFonts w:hint="default"/>
+      </w:rPr>
+    </w:lvl>
+    <w:lvl w:ilvl="2">
+      <w:start w:val="1"/>
+      <w:numFmt w:val="lowerRoman"/>
+      <w:lvlText w:val="%3)"/>
+      <w:lvlJc w:val="left"/>
+      <w:pPr>
+        <w:ind w:left="1080" w:hanging="360"/>
+      </w:pPr>
+      <w:rPr>
+        <w:rFonts w:hint="default"/>
+      </w:rPr>
+    </w:lvl>
+    <w:lvl w:ilvl="3">
+      <w:start w:val="1"/>
+      <w:numFmt w:val="decimal"/>
+      <w:lvlText w:val="(%4)"/>
+      <w:lvlJc w:val="left"/>
+      <w:pPr>
+        <w:ind w:left="1440" w:hanging="360"/>
+      </w:pPr>
+      <w:rPr>
+        <w:rFonts w:hint="default"/>
+      </w:rPr>
+    </w:lvl>
+    <w:lvl w:ilvl="4">
+      <w:start w:val="1"/>
+      <w:numFmt w:val="lowerLetter"/>
+      <w:lvlText w:val="(%5)"/>
+      <w:lvlJc w:val="left"/>
+      <w:pPr>
+        <w:ind w:left="1800" w:hanging="360"/>
+      </w:pPr>
+      <w:rPr>
+        <w:rFonts w:hint="default"/>
+      </w:rPr>
+    </w:lvl>
+    <w:lvl w:ilvl="5">
+      <w:start w:val="1"/>
+      <w:numFmt w:val="lowerRoman"/>
+      <w:lvlText w:val="(%6)"/>
+      <w:lvlJc w:val="left"/>
+      <w:pPr>
+        <w:ind w:left="2160" w:hanging="360"/>
+      </w:pPr>
+      <w:rPr>
+        <w:rFonts w:hint="default"/>
+      </w:rPr>
+    </w:lvl>
+    <w:lvl w:ilvl="6">
+      <w:start w:val="1"/>
+      <w:numFmt w:val="decimal"/>
+      <w:lvlText w:val="%7."/>
+      <w:lvlJc w:val="left"/>
+      <w:pPr>
+        <w:ind w:left="2520" w:hanging="360"/>
+      </w:pPr>
+      <w:rPr>
+        <w:rFonts w:hint="default"/>
+      </w:rPr>
+    </w:lvl>
+    <w:lvl w:ilvl="7">
+      <w:start w:val="1"/>
+      <w:numFmt w:val="lowerLetter"/>
+      <w:lvlText w:val="%8."/>
+      <w:lvlJc w:val="left"/>
+      <w:pPr>
+        <w:ind w:left="2880" w:hanging="360"/>
+      </w:pPr>
+      <w:rPr>
+        <w:rFonts w:hint="default"/>
+      </w:rPr>
+    </w:lvl>
+    <w:lvl w:ilvl="8">
+      <w:start w:val="1"/>
+      <w:numFmt w:val="lowerRoman"/>
+      <w:lvlText w:val="%9."/>
+      <w:lvlJc w:val="left"/>
+      <w:pPr>
+        <w:ind w:left="3240" w:hanging="360"/>
+      </w:pPr>
+      <w:rPr>
+        <w:rFonts w:hint="default"/>
+      </w:rPr>
+    </w:lvl>
+  </w:abstractNum>
+  <w:num w:numId="1" w16cid:durableId="584925722">
+    <w:abstractNumId w:val="0"/>
+  </w:num>
+  <w:num w:numId="2" w16cid:durableId="606935331">
+    <w:abstractNumId w:val="1"/>
+  </w:num>
+</w:numbering>
+</file>
+
 <file path=word/styles.xml><?xml version="1.0" encoding="utf-8"?>
-<w:styles xmlns:wp14="http://schemas.microsoft.com/office/word/2010/wordprocessingDrawing" xmlns:mc="http://schemas.openxmlformats.org/markup-compatibility/2006" xmlns:r="http://schemas.openxmlformats.org/officeDocument/2006/relationships" xmlns:w="http://schemas.openxmlformats.org/wordprocessingml/2006/main" xmlns:w14="http://schemas.microsoft.com/office/word/2010/wordml" xmlns:w15="http://schemas.microsoft.com/office/word/2012/wordml" xmlns:w16se="http://schemas.microsoft.com/office/word/2015/wordml/symex" xmlns:w16cid="http://schemas.microsoft.com/office/word/2016/wordml/cid" xmlns:w16="http://schemas.microsoft.com/office/word/2018/wordml" xmlns:w16cex="http://schemas.microsoft.com/office/word/2018/wordml/cex" xmlns:w16sdtdh="http://schemas.microsoft.com/office/word/2020/wordml/sdtdatahash" xmlns:w16sdtfl="http://schemas.microsoft.com/office/word/2024/wordml/sdtformatlock" mc:Ignorable="w14 w15 wp14 w16se w16cid w16 w16cex w16sdtdh w16sdtfl">
+<w:styles xmlns:mc="http://schemas.openxmlformats.org/markup-compatibility/2006" xmlns:r="http://schemas.openxmlformats.org/officeDocument/2006/relationships" xmlns:w="http://schemas.openxmlformats.org/wordprocessingml/2006/main" xmlns:w14="http://schemas.microsoft.com/office/word/2010/wordml" xmlns:w15="http://schemas.microsoft.com/office/word/2012/wordml" xmlns:w16cex="http://schemas.microsoft.com/office/word/2018/wordml/cex" xmlns:w16cid="http://schemas.microsoft.com/office/word/2016/wordml/cid" xmlns:w16="http://schemas.microsoft.com/office/word/2018/wordml" xmlns:w16du="http://schemas.microsoft.com/office/word/2023/wordml/word16du" xmlns:w16sdtdh="http://schemas.microsoft.com/office/word/2020/wordml/sdtdatahash" xmlns:w16sdtfl="http://schemas.microsoft.com/office/word/2024/wordml/sdtformatlock" xmlns:w16se="http://schemas.microsoft.com/office/word/2015/wordml/symex" mc:Ignorable="w14 w15 w16se w16cid w16 w16cex w16sdtdh w16sdtfl w16du">
   <w:docDefaults>
     <w:rPrDefault>
       <w:rPr>
-        <w:rFonts w:asciiTheme="minorHAnsi" w:hAnsiTheme="minorHAnsi" w:eastAsiaTheme="minorEastAsia" w:cstheme="minorBidi"/>
+        <w:rFonts w:asciiTheme="minorHAnsi" w:eastAsiaTheme="minorEastAsia" w:hAnsiTheme="minorHAnsi" w:cstheme="minorBidi"/>
         <w:sz w:val="24"/>
         <w:szCs w:val="24"/>
         <w:lang w:val="en-GB" w:eastAsia="ja-JP" w:bidi="ar-SA"/>
@@ -30,17 +3203,17 @@
       </w:pPr>
     </w:pPrDefault>
   </w:docDefaults>
-  <w:latentStyles w:defLockedState="0" w:defUIPriority="99" w:defSemiHidden="0" w:defUnhideWhenUsed="0" w:defQFormat="0" w:count="371">
+  <w:latentStyles w:defLockedState="0" w:defUIPriority="99" w:defSemiHidden="0" w:defUnhideWhenUsed="0" w:defQFormat="0" w:count="376">
     <w:lsdException w:name="Normal" w:uiPriority="0" w:qFormat="1"/>
     <w:lsdException w:name="heading 1" w:uiPriority="9" w:qFormat="1"/>
-    <w:lsdException w:name="heading 2" w:uiPriority="9" w:semiHidden="1" w:unhideWhenUsed="1" w:qFormat="1"/>
-    <w:lsdException w:name="heading 3" w:uiPriority="9" w:semiHidden="1" w:unhideWhenUsed="1" w:qFormat="1"/>
-    <w:lsdException w:name="heading 4" w:uiPriority="9" w:semiHidden="1" w:unhideWhenUsed="1" w:qFormat="1"/>
-    <w:lsdException w:name="heading 5" w:uiPriority="9" w:semiHidden="1" w:unhideWhenUsed="1" w:qFormat="1"/>
-    <w:lsdException w:name="heading 6" w:uiPriority="9" w:semiHidden="1" w:unhideWhenUsed="1" w:qFormat="1"/>
-    <w:lsdException w:name="heading 7" w:uiPriority="9" w:semiHidden="1" w:unhideWhenUsed="1" w:qFormat="1"/>
-    <w:lsdException w:name="heading 8" w:uiPriority="9" w:semiHidden="1" w:unhideWhenUsed="1" w:qFormat="1"/>
-    <w:lsdException w:name="heading 9" w:uiPriority="9" w:semiHidden="1" w:unhideWhenUsed="1" w:qFormat="1"/>
+    <w:lsdException w:name="heading 2" w:semiHidden="1" w:uiPriority="9" w:unhideWhenUsed="1" w:qFormat="1"/>
+    <w:lsdException w:name="heading 3" w:semiHidden="1" w:uiPriority="9" w:unhideWhenUsed="1" w:qFormat="1"/>
+    <w:lsdException w:name="heading 4" w:semiHidden="1" w:uiPriority="9" w:unhideWhenUsed="1" w:qFormat="1"/>
+    <w:lsdException w:name="heading 5" w:semiHidden="1" w:uiPriority="9" w:unhideWhenUsed="1" w:qFormat="1"/>
+    <w:lsdException w:name="heading 6" w:semiHidden="1" w:uiPriority="9" w:unhideWhenUsed="1" w:qFormat="1"/>
+    <w:lsdException w:name="heading 7" w:semiHidden="1" w:uiPriority="9" w:unhideWhenUsed="1" w:qFormat="1"/>
+    <w:lsdException w:name="heading 8" w:semiHidden="1" w:uiPriority="9" w:unhideWhenUsed="1" w:qFormat="1"/>
+    <w:lsdException w:name="heading 9" w:semiHidden="1" w:uiPriority="9" w:unhideWhenUsed="1" w:qFormat="1"/>
     <w:lsdException w:name="index 1" w:semiHidden="1" w:unhideWhenUsed="1"/>
     <w:lsdException w:name="index 2" w:semiHidden="1" w:unhideWhenUsed="1"/>
     <w:lsdException w:name="index 3" w:semiHidden="1" w:unhideWhenUsed="1"/>
@@ -50,22 +3223,22 @@
     <w:lsdException w:name="index 7" w:semiHidden="1" w:unhideWhenUsed="1"/>
     <w:lsdException w:name="index 8" w:semiHidden="1" w:unhideWhenUsed="1"/>
     <w:lsdException w:name="index 9" w:semiHidden="1" w:unhideWhenUsed="1"/>
-    <w:lsdException w:name="toc 1" w:uiPriority="39" w:semiHidden="1" w:unhideWhenUsed="1"/>
-    <w:lsdException w:name="toc 2" w:uiPriority="39" w:semiHidden="1" w:unhideWhenUsed="1"/>
-    <w:lsdException w:name="toc 3" w:uiPriority="39" w:semiHidden="1" w:unhideWhenUsed="1"/>
-    <w:lsdException w:name="toc 4" w:uiPriority="39" w:semiHidden="1" w:unhideWhenUsed="1"/>
-    <w:lsdException w:name="toc 5" w:uiPriority="39" w:semiHidden="1" w:unhideWhenUsed="1"/>
-    <w:lsdException w:name="toc 6" w:uiPriority="39" w:semiHidden="1" w:unhideWhenUsed="1"/>
-    <w:lsdException w:name="toc 7" w:uiPriority="39" w:semiHidden="1" w:unhideWhenUsed="1"/>
-    <w:lsdException w:name="toc 8" w:uiPriority="39" w:semiHidden="1" w:unhideWhenUsed="1"/>
-    <w:lsdException w:name="toc 9" w:uiPriority="39" w:semiHidden="1" w:unhideWhenUsed="1"/>
+    <w:lsdException w:name="toc 1" w:semiHidden="1" w:uiPriority="39" w:unhideWhenUsed="1"/>
+    <w:lsdException w:name="toc 2" w:semiHidden="1" w:uiPriority="39" w:unhideWhenUsed="1"/>
+    <w:lsdException w:name="toc 3" w:semiHidden="1" w:uiPriority="39" w:unhideWhenUsed="1"/>
+    <w:lsdException w:name="toc 4" w:semiHidden="1" w:uiPriority="39" w:unhideWhenUsed="1"/>
+    <w:lsdException w:name="toc 5" w:semiHidden="1" w:uiPriority="39" w:unhideWhenUsed="1"/>
+    <w:lsdException w:name="toc 6" w:semiHidden="1" w:uiPriority="39" w:unhideWhenUsed="1"/>
+    <w:lsdException w:name="toc 7" w:semiHidden="1" w:uiPriority="39" w:unhideWhenUsed="1"/>
+    <w:lsdException w:name="toc 8" w:semiHidden="1" w:uiPriority="39" w:unhideWhenUsed="1"/>
+    <w:lsdException w:name="toc 9" w:semiHidden="1" w:uiPriority="39" w:unhideWhenUsed="1"/>
     <w:lsdException w:name="Normal Indent" w:semiHidden="1" w:unhideWhenUsed="1"/>
     <w:lsdException w:name="footnote text" w:semiHidden="1" w:unhideWhenUsed="1"/>
     <w:lsdException w:name="annotation text" w:semiHidden="1" w:unhideWhenUsed="1"/>
     <w:lsdException w:name="header" w:semiHidden="1" w:unhideWhenUsed="1"/>
     <w:lsdException w:name="footer" w:semiHidden="1" w:unhideWhenUsed="1"/>
     <w:lsdException w:name="index heading" w:semiHidden="1" w:unhideWhenUsed="1"/>
-    <w:lsdException w:name="caption" w:uiPriority="35" w:semiHidden="1" w:unhideWhenUsed="1" w:qFormat="1"/>
+    <w:lsdException w:name="caption" w:semiHidden="1" w:uiPriority="35" w:unhideWhenUsed="1" w:qFormat="1"/>
     <w:lsdException w:name="table of figures" w:semiHidden="1" w:unhideWhenUsed="1"/>
     <w:lsdException w:name="envelope address" w:semiHidden="1" w:unhideWhenUsed="1"/>
     <w:lsdException w:name="envelope return" w:semiHidden="1" w:unhideWhenUsed="1"/>
@@ -96,7 +3269,7 @@
     <w:lsdException w:name="Title" w:uiPriority="10" w:qFormat="1"/>
     <w:lsdException w:name="Closing" w:semiHidden="1" w:unhideWhenUsed="1"/>
     <w:lsdException w:name="Signature" w:semiHidden="1" w:unhideWhenUsed="1"/>
-    <w:lsdException w:name="Default Paragraph Font" w:uiPriority="1" w:semiHidden="1" w:unhideWhenUsed="1"/>
+    <w:lsdException w:name="Default Paragraph Font" w:semiHidden="1" w:uiPriority="1" w:unhideWhenUsed="1"/>
     <w:lsdException w:name="Body Text" w:semiHidden="1" w:unhideWhenUsed="1"/>
     <w:lsdException w:name="Body Text Indent" w:semiHidden="1" w:unhideWhenUsed="1"/>
     <w:lsdException w:name="List Continue" w:semiHidden="1" w:unhideWhenUsed="1"/>
@@ -296,8 +3469,8 @@
     <w:lsdException w:name="Subtle Reference" w:uiPriority="31" w:qFormat="1"/>
     <w:lsdException w:name="Intense Reference" w:uiPriority="32" w:qFormat="1"/>
     <w:lsdException w:name="Book Title" w:uiPriority="33" w:qFormat="1"/>
-    <w:lsdException w:name="Bibliography" w:uiPriority="37" w:semiHidden="1" w:unhideWhenUsed="1"/>
-    <w:lsdException w:name="TOC Heading" w:uiPriority="39" w:semiHidden="1" w:unhideWhenUsed="1" w:qFormat="1"/>
+    <w:lsdException w:name="Bibliography" w:semiHidden="1" w:uiPriority="37" w:unhideWhenUsed="1"/>
+    <w:lsdException w:name="TOC Heading" w:semiHidden="1" w:uiPriority="39" w:unhideWhenUsed="1" w:qFormat="1"/>
     <w:lsdException w:name="Plain Table 1" w:uiPriority="41"/>
     <w:lsdException w:name="Plain Table 2" w:uiPriority="42"/>
     <w:lsdException w:name="Plain Table 3" w:uiPriority="43"/>
@@ -402,18 +3575,73 @@
     <w:lsdException w:name="List Table 5 Dark Accent 6" w:uiPriority="50"/>
     <w:lsdException w:name="List Table 6 Colorful Accent 6" w:uiPriority="51"/>
     <w:lsdException w:name="List Table 7 Colorful Accent 6" w:uiPriority="52"/>
+    <w:lsdException w:name="Mention" w:semiHidden="1" w:unhideWhenUsed="1"/>
+    <w:lsdException w:name="Smart Hyperlink" w:semiHidden="1" w:unhideWhenUsed="1"/>
+    <w:lsdException w:name="Hashtag" w:semiHidden="1" w:unhideWhenUsed="1"/>
+    <w:lsdException w:name="Unresolved Mention" w:semiHidden="1" w:unhideWhenUsed="1"/>
+    <w:lsdException w:name="Smart Link" w:semiHidden="1" w:unhideWhenUsed="1"/>
   </w:latentStyles>
-  <w:style w:type="paragraph" w:styleId="Normal" w:default="1">
+  <w:style w:type="paragraph" w:default="1" w:styleId="Normal">
     <w:name w:val="Normal"/>
     <w:qFormat/>
   </w:style>
-  <w:style w:type="character" w:styleId="DefaultParagraphFont" w:default="1">
+  <w:style w:type="paragraph" w:styleId="Heading1">
+    <w:name w:val="heading 1"/>
+    <w:basedOn w:val="Normal"/>
+    <w:next w:val="Normal"/>
+    <w:link w:val="Heading1Char"/>
+    <w:uiPriority w:val="9"/>
+    <w:qFormat/>
+    <w:rsid w:val="00567B55"/>
+    <w:pPr>
+      <w:keepNext/>
+      <w:keepLines/>
+      <w:numPr>
+        <w:numId w:val="2"/>
+      </w:numPr>
+      <w:spacing w:before="240" w:after="0"/>
+      <w:outlineLvl w:val="0"/>
+    </w:pPr>
+    <w:rPr>
+      <w:rFonts w:asciiTheme="majorHAnsi" w:eastAsiaTheme="majorEastAsia" w:hAnsiTheme="majorHAnsi" w:cstheme="majorBidi"/>
+      <w:color w:val="0F4761" w:themeColor="accent1" w:themeShade="BF"/>
+      <w:sz w:val="32"/>
+      <w:szCs w:val="32"/>
+    </w:rPr>
+  </w:style>
+  <w:style w:type="paragraph" w:styleId="Heading2">
+    <w:name w:val="heading 2"/>
+    <w:basedOn w:val="Normal"/>
+    <w:next w:val="Normal"/>
+    <w:link w:val="Heading2Char"/>
+    <w:uiPriority w:val="9"/>
+    <w:unhideWhenUsed/>
+    <w:qFormat/>
+    <w:rsid w:val="001317E2"/>
+    <w:pPr>
+      <w:keepNext/>
+      <w:keepLines/>
+      <w:numPr>
+        <w:ilvl w:val="1"/>
+        <w:numId w:val="2"/>
+      </w:numPr>
+      <w:spacing w:before="40" w:after="0"/>
+      <w:outlineLvl w:val="1"/>
+    </w:pPr>
+    <w:rPr>
+      <w:rFonts w:asciiTheme="majorHAnsi" w:eastAsiaTheme="majorEastAsia" w:hAnsiTheme="majorHAnsi" w:cstheme="majorBidi"/>
+      <w:color w:val="0F4761" w:themeColor="accent1" w:themeShade="BF"/>
+      <w:sz w:val="26"/>
+      <w:szCs w:val="26"/>
+    </w:rPr>
+  </w:style>
+  <w:style w:type="character" w:default="1" w:styleId="DefaultParagraphFont">
     <w:name w:val="Default Paragraph Font"/>
     <w:uiPriority w:val="1"/>
     <w:semiHidden/>
     <w:unhideWhenUsed/>
   </w:style>
-  <w:style w:type="table" w:styleId="TableNormal" w:default="1">
+  <w:style w:type="table" w:default="1" w:styleId="TableNormal">
     <w:name w:val="Normal Table"/>
     <w:uiPriority w:val="99"/>
     <w:semiHidden/>
@@ -428,17 +3656,133 @@
       </w:tblCellMar>
     </w:tblPr>
   </w:style>
-  <w:style w:type="numbering" w:styleId="NoList" w:default="1">
+  <w:style w:type="numbering" w:default="1" w:styleId="NoList">
     <w:name w:val="No List"/>
     <w:uiPriority w:val="99"/>
     <w:semiHidden/>
     <w:unhideWhenUsed/>
   </w:style>
+  <w:style w:type="character" w:customStyle="1" w:styleId="Heading1Char">
+    <w:name w:val="Heading 1 Char"/>
+    <w:basedOn w:val="DefaultParagraphFont"/>
+    <w:link w:val="Heading1"/>
+    <w:uiPriority w:val="9"/>
+    <w:rsid w:val="00567B55"/>
+    <w:rPr>
+      <w:rFonts w:asciiTheme="majorHAnsi" w:eastAsiaTheme="majorEastAsia" w:hAnsiTheme="majorHAnsi" w:cstheme="majorBidi"/>
+      <w:color w:val="0F4761" w:themeColor="accent1" w:themeShade="BF"/>
+      <w:sz w:val="32"/>
+      <w:szCs w:val="32"/>
+    </w:rPr>
+  </w:style>
+  <w:style w:type="paragraph" w:styleId="ListParagraph">
+    <w:name w:val="List Paragraph"/>
+    <w:basedOn w:val="Normal"/>
+    <w:uiPriority w:val="34"/>
+    <w:qFormat/>
+    <w:rsid w:val="001467B7"/>
+    <w:pPr>
+      <w:ind w:left="720"/>
+      <w:contextualSpacing/>
+    </w:pPr>
+  </w:style>
+  <w:style w:type="character" w:customStyle="1" w:styleId="Heading2Char">
+    <w:name w:val="Heading 2 Char"/>
+    <w:basedOn w:val="DefaultParagraphFont"/>
+    <w:link w:val="Heading2"/>
+    <w:uiPriority w:val="9"/>
+    <w:rsid w:val="001317E2"/>
+    <w:rPr>
+      <w:rFonts w:asciiTheme="majorHAnsi" w:eastAsiaTheme="majorEastAsia" w:hAnsiTheme="majorHAnsi" w:cstheme="majorBidi"/>
+      <w:color w:val="0F4761" w:themeColor="accent1" w:themeShade="BF"/>
+      <w:sz w:val="26"/>
+      <w:szCs w:val="26"/>
+    </w:rPr>
+  </w:style>
+  <w:style w:type="character" w:styleId="Hyperlink">
+    <w:name w:val="Hyperlink"/>
+    <w:basedOn w:val="DefaultParagraphFont"/>
+    <w:uiPriority w:val="99"/>
+    <w:unhideWhenUsed/>
+    <w:rsid w:val="0010440C"/>
+    <w:rPr>
+      <w:color w:val="467886" w:themeColor="hyperlink"/>
+      <w:u w:val="single"/>
+    </w:rPr>
+  </w:style>
+  <w:style w:type="character" w:styleId="UnresolvedMention">
+    <w:name w:val="Unresolved Mention"/>
+    <w:basedOn w:val="DefaultParagraphFont"/>
+    <w:uiPriority w:val="99"/>
+    <w:semiHidden/>
+    <w:unhideWhenUsed/>
+    <w:rsid w:val="0010440C"/>
+    <w:rPr>
+      <w:color w:val="605E5C"/>
+      <w:shd w:val="clear" w:color="auto" w:fill="E1DFDD"/>
+    </w:rPr>
+  </w:style>
+  <w:style w:type="character" w:styleId="FollowedHyperlink">
+    <w:name w:val="FollowedHyperlink"/>
+    <w:basedOn w:val="DefaultParagraphFont"/>
+    <w:uiPriority w:val="99"/>
+    <w:semiHidden/>
+    <w:unhideWhenUsed/>
+    <w:rsid w:val="00661F9A"/>
+    <w:rPr>
+      <w:color w:val="96607D" w:themeColor="followedHyperlink"/>
+      <w:u w:val="single"/>
+    </w:rPr>
+  </w:style>
+  <w:style w:type="paragraph" w:styleId="TOCHeading">
+    <w:name w:val="TOC Heading"/>
+    <w:basedOn w:val="Heading1"/>
+    <w:next w:val="Normal"/>
+    <w:uiPriority w:val="39"/>
+    <w:unhideWhenUsed/>
+    <w:qFormat/>
+    <w:rsid w:val="00B95A9D"/>
+    <w:pPr>
+      <w:numPr>
+        <w:numId w:val="0"/>
+      </w:numPr>
+      <w:spacing w:line="259" w:lineRule="auto"/>
+      <w:outlineLvl w:val="9"/>
+    </w:pPr>
+    <w:rPr>
+      <w:lang w:val="en-US" w:eastAsia="en-US"/>
+    </w:rPr>
+  </w:style>
+  <w:style w:type="paragraph" w:styleId="TOC1">
+    <w:name w:val="toc 1"/>
+    <w:basedOn w:val="Normal"/>
+    <w:next w:val="Normal"/>
+    <w:autoRedefine/>
+    <w:uiPriority w:val="39"/>
+    <w:unhideWhenUsed/>
+    <w:rsid w:val="00B95A9D"/>
+    <w:pPr>
+      <w:spacing w:after="100"/>
+    </w:pPr>
+  </w:style>
+  <w:style w:type="paragraph" w:styleId="TOC2">
+    <w:name w:val="toc 2"/>
+    <w:basedOn w:val="Normal"/>
+    <w:next w:val="Normal"/>
+    <w:autoRedefine/>
+    <w:uiPriority w:val="39"/>
+    <w:unhideWhenUsed/>
+    <w:rsid w:val="00B95A9D"/>
+    <w:pPr>
+      <w:spacing w:after="100"/>
+      <w:ind w:left="240"/>
+    </w:pPr>
+  </w:style>
 </w:styles>
 </file>
 
 <file path=word/theme/theme1.xml><?xml version="1.0" encoding="utf-8"?>
-<a:theme xmlns:thm15="http://schemas.microsoft.com/office/thememl/2012/main" xmlns:a="http://schemas.openxmlformats.org/drawingml/2006/main" name="Office Theme">
+<a:theme xmlns:a="http://schemas.openxmlformats.org/drawingml/2006/main" name="Office Theme">
   <a:themeElements>
     <a:clrScheme name="Office">
       <a:dk1>
